--- a/Publisher_Ready_Curriculum/01_Physics_East_Meadow_Refactor/01_Kinematics/07_Vertical_Projectiles/Teacher_Guide.docx
+++ b/Publisher_Ready_Curriculum/01_Physics_East_Meadow_Refactor/01_Kinematics/07_Vertical_Projectiles/Teacher_Guide.docx
@@ -2,7 +2,7 @@
 <file path=word/document.xml><?xml version="1.0" encoding="utf-8"?>
 <w:document xmlns:w="http://schemas.openxmlformats.org/wordprocessingml/2006/main" xmlns:m="http://schemas.openxmlformats.org/officeDocument/2006/math" xmlns:r="http://schemas.openxmlformats.org/officeDocument/2006/relationships" xmlns:o="urn:schemas-microsoft-com:office:office" xmlns:v="urn:schemas-microsoft-com:vml" xmlns:w10="urn:schemas-microsoft-com:office:word" xmlns:a="http://schemas.openxmlformats.org/drawingml/2006/main" xmlns:pic="http://schemas.openxmlformats.org/drawingml/2006/picture" xmlns:wp="http://schemas.openxmlformats.org/drawingml/2006/wordprocessingDrawing">
   <w:body>
-    <w:bookmarkStart w:id="30" w:name="vertical-projectiles-teacher-guide"/>
+    <w:bookmarkStart w:id="43" w:name="vertical-projectiles-teacher-guide"/>
     <w:p>
       <w:pPr>
         <w:pStyle w:val="Heading1"/>
@@ -42,6 +42,13 @@
       </w:r>
       <w:r>
         <w:t xml:space="preserve">Strategy chips: (none)</w:t>
+      </w:r>
+    </w:p>
+    <w:p>
+      <w:r>
+        <w:pict>
+          <v:rect style="width:0;height:1.5pt" o:hralign="center" o:hrstd="t" o:hr="t"/>
+        </w:pict>
       </w:r>
     </w:p>
     <w:bookmarkEnd w:id="9"/>
@@ -220,33 +227,279 @@
         <w:t xml:space="preserve">(No assessment curated for this row — teacher discretion. Exit ticket below serves as the formative check.)</w:t>
       </w:r>
     </w:p>
+    <w:p>
+      <w:r>
+        <w:pict>
+          <v:rect style="width:0;height:1.5pt" o:hralign="center" o:hrstd="t" o:hr="t"/>
+        </w:pict>
+      </w:r>
+    </w:p>
     <w:bookmarkEnd w:id="15"/>
     <w:bookmarkEnd w:id="16"/>
-    <w:bookmarkStart w:id="17" w:name="ccc-focus"/>
+    <w:bookmarkStart w:id="17" w:name="lesson-overview"/>
     <w:p>
       <w:pPr>
         <w:pStyle w:val="Heading2"/>
       </w:pPr>
       <w:r>
-        <w:t xml:space="preserve">CCC Focus</w:t>
+        <w:t xml:space="preserve">Lesson Overview</w:t>
       </w:r>
     </w:p>
+    <w:tbl>
+      <w:tblPr>
+        <w:tblStyle w:val="Table"/>
+        <w:tblW w:type="pct" w:w="5000"/>
+        <w:tblLayout w:type="fixed"/>
+        <w:tblLook w:firstRow="0" w:lastRow="0" w:firstColumn="0" w:lastColumn="0" w:noHBand="0" w:noVBand="0" w:val="0000"/>
+      </w:tblPr>
+      <w:tblGrid>
+        <w:gridCol w:w="3960"/>
+        <w:gridCol w:w="3960"/>
+      </w:tblGrid>
+      <w:tr>
+        <w:tc>
+          <w:tcPr/>
+          <w:p>
+            <w:pPr>
+              <w:pStyle w:val="Compact"/>
+            </w:pPr>
+            <w:r>
+              <w:rPr>
+                <w:b/>
+                <w:bCs/>
+              </w:rPr>
+              <w:t xml:space="preserve">Duration</w:t>
+            </w:r>
+          </w:p>
+        </w:tc>
+        <w:tc>
+          <w:tcPr/>
+          <w:p>
+            <w:pPr>
+              <w:pStyle w:val="Compact"/>
+            </w:pPr>
+            <w:r>
+              <w:t xml:space="preserve">42 minutes (1 period)</w:t>
+            </w:r>
+          </w:p>
+        </w:tc>
+      </w:tr>
+      <w:tr>
+        <w:tc>
+          <w:tcPr/>
+          <w:p>
+            <w:pPr>
+              <w:pStyle w:val="Compact"/>
+            </w:pPr>
+            <w:r>
+              <w:rPr>
+                <w:b/>
+                <w:bCs/>
+              </w:rPr>
+              <w:t xml:space="preserve">NYSSLS link</w:t>
+            </w:r>
+          </w:p>
+        </w:tc>
+        <w:tc>
+          <w:tcPr/>
+          <w:p>
+            <w:pPr>
+              <w:pStyle w:val="Compact"/>
+            </w:pPr>
+            <w:r>
+              <w:t xml:space="preserve">HS-PS2-1 (extension of freefall)</w:t>
+            </w:r>
+          </w:p>
+        </w:tc>
+      </w:tr>
+      <w:tr>
+        <w:tc>
+          <w:tcPr/>
+          <w:p>
+            <w:pPr>
+              <w:pStyle w:val="Compact"/>
+            </w:pPr>
+            <w:r>
+              <w:rPr>
+                <w:b/>
+                <w:bCs/>
+              </w:rPr>
+              <w:t xml:space="preserve">CCC focus</w:t>
+            </w:r>
+          </w:p>
+        </w:tc>
+        <w:tc>
+          <w:tcPr/>
+          <w:p>
+            <w:pPr>
+              <w:pStyle w:val="Compact"/>
+            </w:pPr>
+            <w:r>
+              <w:t xml:space="preserve">Patterns — the upward and downward halves of a vertical-throw trajectory are</w:t>
+            </w:r>
+            <w:r>
+              <w:t xml:space="preserve"> </w:t>
+            </w:r>
+            <w:r>
+              <w:rPr>
+                <w:i/>
+                <w:iCs/>
+              </w:rPr>
+              <w:t xml:space="preserve">symmetric</w:t>
+            </w:r>
+            <w:r>
+              <w:t xml:space="preserve">: time to rise = time to fall, and the speed at the same height on the way up equals the speed on the way down (only direction differs).</w:t>
+            </w:r>
+          </w:p>
+        </w:tc>
+      </w:tr>
+      <w:tr>
+        <w:tc>
+          <w:tcPr/>
+          <w:p>
+            <w:pPr>
+              <w:pStyle w:val="Compact"/>
+            </w:pPr>
+            <w:r>
+              <w:rPr>
+                <w:b/>
+                <w:bCs/>
+              </w:rPr>
+              <w:t xml:space="preserve">Strategy chips</w:t>
+            </w:r>
+          </w:p>
+        </w:tc>
+        <w:tc>
+          <w:tcPr/>
+          <w:p>
+            <w:pPr>
+              <w:pStyle w:val="Compact"/>
+            </w:pPr>
+            <w:r>
+              <w:t xml:space="preserve">(none)</w:t>
+            </w:r>
+          </w:p>
+        </w:tc>
+      </w:tr>
+      <w:tr>
+        <w:tc>
+          <w:tcPr/>
+          <w:p>
+            <w:pPr>
+              <w:pStyle w:val="Compact"/>
+            </w:pPr>
+            <w:r>
+              <w:rPr>
+                <w:b/>
+                <w:bCs/>
+              </w:rPr>
+              <w:t xml:space="preserve">Materials</w:t>
+            </w:r>
+          </w:p>
+        </w:tc>
+        <w:tc>
+          <w:tcPr/>
+          <w:p>
+            <w:pPr>
+              <w:pStyle w:val="Compact"/>
+            </w:pPr>
+            <w:r>
+              <w:t xml:space="preserve">A volleyball or tennis ball; a phone or stopwatch; access to the interactive on devices.</w:t>
+            </w:r>
+          </w:p>
+        </w:tc>
+      </w:tr>
+      <w:tr>
+        <w:tc>
+          <w:tcPr/>
+          <w:p>
+            <w:pPr>
+              <w:pStyle w:val="Compact"/>
+            </w:pPr>
+            <w:r>
+              <w:rPr>
+                <w:b/>
+                <w:bCs/>
+              </w:rPr>
+              <w:t xml:space="preserve">Safety</w:t>
+            </w:r>
+          </w:p>
+        </w:tc>
+        <w:tc>
+          <w:tcPr/>
+          <w:p>
+            <w:pPr>
+              <w:pStyle w:val="Compact"/>
+            </w:pPr>
+            <w:r>
+              <w:t xml:space="preserve">None for a soft ball thrown straight up at low height. Avoid throwing toward windows or fixtures.</w:t>
+            </w:r>
+          </w:p>
+        </w:tc>
+      </w:tr>
+      <w:tr>
+        <w:tc>
+          <w:tcPr/>
+          <w:p>
+            <w:pPr>
+              <w:pStyle w:val="Compact"/>
+            </w:pPr>
+            <w:r>
+              <w:rPr>
+                <w:b/>
+                <w:bCs/>
+              </w:rPr>
+              <w:t xml:space="preserve">Prior knowledge</w:t>
+            </w:r>
+          </w:p>
+        </w:tc>
+        <w:tc>
+          <w:tcPr/>
+          <w:p>
+            <w:pPr>
+              <w:pStyle w:val="Compact"/>
+            </w:pPr>
+            <w:r>
+              <w:t xml:space="preserve">Lesson 06 (freefall, g, terminal velocity).</w:t>
+            </w:r>
+          </w:p>
+        </w:tc>
+      </w:tr>
+    </w:tbl>
     <w:p>
       <w:pPr>
-        <w:pStyle w:val="FirstParagraph"/>
+        <w:pStyle w:val="BodyText"/>
       </w:pPr>
       <w:r>
         <w:rPr>
           <w:b/>
           <w:bCs/>
         </w:rPr>
-        <w:t xml:space="preserve">Patterns</w:t>
-      </w:r>
-      <w:r>
-        <w:t xml:space="preserve"> </w:t>
-      </w:r>
-      <w:r>
-        <w:t xml:space="preserve">— the upward and downward halves of a vertical-throw trajectory are</w:t>
+        <w:t xml:space="preserve">Lesson objectives — students can:</w:t>
+      </w:r>
+    </w:p>
+    <w:p>
+      <w:pPr>
+        <w:pStyle w:val="Compact"/>
+        <w:numPr>
+          <w:ilvl w:val="0"/>
+          <w:numId w:val="1002"/>
+        </w:numPr>
+      </w:pPr>
+      <w:r>
+        <w:t xml:space="preserve">Describe the velocity of a vertically thrown object at three key moments: launch, peak, and landing.</w:t>
+      </w:r>
+    </w:p>
+    <w:p>
+      <w:pPr>
+        <w:pStyle w:val="Compact"/>
+        <w:numPr>
+          <w:ilvl w:val="0"/>
+          <w:numId w:val="1002"/>
+        </w:numPr>
+      </w:pPr>
+      <w:r>
+        <w:t xml:space="preserve">Explain why the</w:t>
       </w:r>
       <w:r>
         <w:t xml:space="preserve"> </w:t>
@@ -256,14 +509,1347 @@
           <w:i/>
           <w:iCs/>
         </w:rPr>
-        <w:t xml:space="preserve">symmetric</w:t>
-      </w:r>
-      <w:r>
-        <w:t xml:space="preserve">: time to rise = time to fall, and the speed at the same height on the way up equals the speed on the way down (only the direction differs).</w:t>
+        <w:t xml:space="preserve">time to rise</w:t>
+      </w:r>
+      <w:r>
+        <w:t xml:space="preserve"> </w:t>
+      </w:r>
+      <w:r>
+        <w:t xml:space="preserve">equals the</w:t>
+      </w:r>
+      <w:r>
+        <w:t xml:space="preserve"> </w:t>
+      </w:r>
+      <w:r>
+        <w:rPr>
+          <w:i/>
+          <w:iCs/>
+        </w:rPr>
+        <w:t xml:space="preserve">time to fall</w:t>
+      </w:r>
+      <w:r>
+        <w:t xml:space="preserve"> </w:t>
+      </w:r>
+      <w:r>
+        <w:t xml:space="preserve">(when launch and landing heights are the same).</w:t>
+      </w:r>
+    </w:p>
+    <w:p>
+      <w:pPr>
+        <w:pStyle w:val="Compact"/>
+        <w:numPr>
+          <w:ilvl w:val="0"/>
+          <w:numId w:val="1002"/>
+        </w:numPr>
+      </w:pPr>
+      <w:r>
+        <w:t xml:space="preserve">Predict the peak height and total time-of-flight given an initial velocity.</w:t>
+      </w:r>
+    </w:p>
+    <w:p>
+      <w:r>
+        <w:pict>
+          <v:rect style="width:0;height:1.5pt" o:hralign="center" o:hrstd="t" o:hr="t"/>
+        </w:pict>
       </w:r>
     </w:p>
     <w:bookmarkEnd w:id="17"/>
-    <w:bookmarkStart w:id="18" w:name="nyssls-observation-checklist-crosswalk"/>
+    <w:bookmarkStart w:id="22" w:name="phase-1-engage-0-12-min"/>
+    <w:p>
+      <w:pPr>
+        <w:pStyle w:val="Heading2"/>
+      </w:pPr>
+      <w:r>
+        <w:t xml:space="preserve">Phase 1 · Engage</w:t>
+      </w:r>
+      <w:r>
+        <w:t xml:space="preserve"> </w:t>
+      </w:r>
+      <w:r>
+        <w:rPr>
+          <w:i/>
+          <w:iCs/>
+        </w:rPr>
+        <w:t xml:space="preserve">(0 – 12 min)</w:t>
+      </w:r>
+    </w:p>
+    <w:bookmarkStart w:id="18" w:name="min-opening-connection-sel"/>
+    <w:p>
+      <w:pPr>
+        <w:pStyle w:val="Heading3"/>
+      </w:pPr>
+      <w:r>
+        <w:t xml:space="preserve">0–3 min · Opening Connection (SEL)</w:t>
+      </w:r>
+    </w:p>
+    <w:p>
+      <w:pPr>
+        <w:pStyle w:val="FirstParagraph"/>
+      </w:pPr>
+      <w:r>
+        <w:t xml:space="preserve">Quick check-in. 60–90 seconds.</w:t>
+      </w:r>
+    </w:p>
+    <w:bookmarkEnd w:id="18"/>
+    <w:bookmarkStart w:id="19" w:name="min-phenomenon-hook-toss-a-volleyball"/>
+    <w:p>
+      <w:pPr>
+        <w:pStyle w:val="Heading3"/>
+      </w:pPr>
+      <w:r>
+        <w:t xml:space="preserve">3–8 min · Phenomenon hook — toss a volleyball</w:t>
+      </w:r>
+    </w:p>
+    <w:p>
+      <w:pPr>
+        <w:pStyle w:val="FirstParagraph"/>
+      </w:pPr>
+      <w:r>
+        <w:rPr>
+          <w:b/>
+          <w:bCs/>
+        </w:rPr>
+        <w:t xml:space="preserve">Teacher actions.</w:t>
+      </w:r>
+      <w:r>
+        <w:t xml:space="preserve"> </w:t>
+      </w:r>
+      <w:r>
+        <w:t xml:space="preserve">Toss a volleyball straight up so it rises ~2 m before falling back. A student times the air-time on a phone. Throw it three times and ask the class to record the air-times.</w:t>
+      </w:r>
+    </w:p>
+    <w:p>
+      <w:pPr>
+        <w:pStyle w:val="BodyText"/>
+      </w:pPr>
+      <w:r>
+        <w:rPr>
+          <w:b/>
+          <w:bCs/>
+        </w:rPr>
+        <w:t xml:space="preserve">Sample teacher language:</w:t>
+      </w:r>
+    </w:p>
+    <w:p>
+      <w:pPr>
+        <w:pStyle w:val="BlockText"/>
+      </w:pPr>
+      <w:r>
+        <w:t xml:space="preserve">“I’m going to throw this ball straight up. You time it from when it leaves my hand until it returns to my hand. Tell me — does it spend more time going up, or coming down? Or are they equal?”</w:t>
+      </w:r>
+    </w:p>
+    <w:p>
+      <w:pPr>
+        <w:pStyle w:val="FirstParagraph"/>
+      </w:pPr>
+      <w:r>
+        <w:rPr>
+          <w:b/>
+          <w:bCs/>
+        </w:rPr>
+        <w:t xml:space="preserve">Anticipated student responses:</w:t>
+      </w:r>
+    </w:p>
+    <w:p>
+      <w:pPr>
+        <w:pStyle w:val="Compact"/>
+        <w:numPr>
+          <w:ilvl w:val="0"/>
+          <w:numId w:val="1003"/>
+        </w:numPr>
+      </w:pPr>
+      <w:r>
+        <w:t xml:space="preserve">“More time coming down because it speeds up”</w:t>
+      </w:r>
+      <w:r>
+        <w:t xml:space="preserve"> </w:t>
+      </w:r>
+      <w:r>
+        <w:t xml:space="preserve">— surface; this is a productive misconception (slow-down/speed-up framing).</w:t>
+      </w:r>
+    </w:p>
+    <w:p>
+      <w:pPr>
+        <w:pStyle w:val="Compact"/>
+        <w:numPr>
+          <w:ilvl w:val="0"/>
+          <w:numId w:val="1003"/>
+        </w:numPr>
+      </w:pPr>
+      <w:r>
+        <w:t xml:space="preserve">“Same time both ways because it’s symmetric”</w:t>
+      </w:r>
+      <w:r>
+        <w:t xml:space="preserve"> </w:t>
+      </w:r>
+      <w:r>
+        <w:t xml:space="preserve">— surface; this is the lesson’s destination.</w:t>
+      </w:r>
+    </w:p>
+    <w:p>
+      <w:pPr>
+        <w:pStyle w:val="Compact"/>
+        <w:numPr>
+          <w:ilvl w:val="0"/>
+          <w:numId w:val="1003"/>
+        </w:numPr>
+      </w:pPr>
+      <w:r>
+        <w:t xml:space="preserve">“Hard to tell — too fast”</w:t>
+      </w:r>
+      <w:r>
+        <w:t xml:space="preserve"> </w:t>
+      </w:r>
+      <w:r>
+        <w:t xml:space="preserve">— also fine, surface the difficulty of estimation.</w:t>
+      </w:r>
+    </w:p>
+    <w:bookmarkEnd w:id="19"/>
+    <w:bookmarkStart w:id="20" w:name="min-notice-wonder-turn-and-talk-1"/>
+    <w:p>
+      <w:pPr>
+        <w:pStyle w:val="Heading3"/>
+      </w:pPr>
+      <w:r>
+        <w:t xml:space="preserve">8–12 min · Notice &amp; Wonder + Turn-and-Talk #1</w:t>
+      </w:r>
+    </w:p>
+    <w:p>
+      <w:pPr>
+        <w:pStyle w:val="FirstParagraph"/>
+      </w:pPr>
+      <w:r>
+        <w:t xml:space="preserve">Capture two columns. Then:</w:t>
+      </w:r>
+    </w:p>
+    <w:p>
+      <w:pPr>
+        <w:pStyle w:val="BlockText"/>
+      </w:pPr>
+      <w:r>
+        <w:t xml:space="preserve">“At the very peak — the highest point — what is the ball’s velocity? What is its acceleration? Are they the same number?”</w:t>
+      </w:r>
+    </w:p>
+    <w:p>
+      <w:pPr>
+        <w:pStyle w:val="FirstParagraph"/>
+      </w:pPr>
+      <w:r>
+        <w:t xml:space="preserve">After 90 seconds, take 2–3 responses. The dispute that drives Phase 2: most students think v = 0 means a = 0 too. They don’t realize gravity never pauses.</w:t>
+      </w:r>
+    </w:p>
+    <w:bookmarkEnd w:id="20"/>
+    <w:bookmarkStart w:id="21" w:name="bridge-to-phase-2"/>
+    <w:p>
+      <w:pPr>
+        <w:pStyle w:val="Heading3"/>
+      </w:pPr>
+      <w:r>
+        <w:t xml:space="preserve">Bridge to Phase 2</w:t>
+      </w:r>
+    </w:p>
+    <w:p>
+      <w:pPr>
+        <w:pStyle w:val="FirstParagraph"/>
+      </w:pPr>
+      <w:r>
+        <w:t xml:space="preserve">By end of Phase 1, every student has sketched their</w:t>
+      </w:r>
+      <w:r>
+        <w:t xml:space="preserve"> </w:t>
+      </w:r>
+      <w:r>
+        <w:rPr>
+          <w:b/>
+          <w:bCs/>
+        </w:rPr>
+        <w:t xml:space="preserve">initial model</w:t>
+      </w:r>
+      <w:r>
+        <w:t xml:space="preserve">: a v-t graph for the entire trip from launch to landing. They mark the peak.</w:t>
+      </w:r>
+    </w:p>
+    <w:p>
+      <w:r>
+        <w:pict>
+          <v:rect style="width:0;height:1.5pt" o:hralign="center" o:hrstd="t" o:hr="t"/>
+        </w:pict>
+      </w:r>
+    </w:p>
+    <w:bookmarkEnd w:id="21"/>
+    <w:bookmarkEnd w:id="22"/>
+    <w:bookmarkStart w:id="27" w:name="phase-2-explore-12-32-min"/>
+    <w:p>
+      <w:pPr>
+        <w:pStyle w:val="Heading2"/>
+      </w:pPr>
+      <w:r>
+        <w:t xml:space="preserve">Phase 2 · Explore</w:t>
+      </w:r>
+      <w:r>
+        <w:t xml:space="preserve"> </w:t>
+      </w:r>
+      <w:r>
+        <w:rPr>
+          <w:i/>
+          <w:iCs/>
+        </w:rPr>
+        <w:t xml:space="preserve">(12 – 32 min)</w:t>
+      </w:r>
+    </w:p>
+    <w:bookmarkStart w:id="23" w:name="min-initial-model-silent-individual"/>
+    <w:p>
+      <w:pPr>
+        <w:pStyle w:val="Heading3"/>
+      </w:pPr>
+      <w:r>
+        <w:t xml:space="preserve">12–17 min · Initial Model (silent / individual)</w:t>
+      </w:r>
+    </w:p>
+    <w:p>
+      <w:pPr>
+        <w:pStyle w:val="FirstParagraph"/>
+      </w:pPr>
+      <w:r>
+        <w:t xml:space="preserve">Specific prompt on the board:</w:t>
+      </w:r>
+    </w:p>
+    <w:p>
+      <w:pPr>
+        <w:pStyle w:val="BlockText"/>
+      </w:pPr>
+      <w:r>
+        <w:rPr>
+          <w:i/>
+          <w:iCs/>
+        </w:rPr>
+        <w:t xml:space="preserve">“Sketch a v-t graph for a ball thrown straight up at 10 m/s. Mark t = 0 (launch), the peak, and t_landing. What value of v is at the peak? What value of a?”</w:t>
+      </w:r>
+    </w:p>
+    <w:p>
+      <w:pPr>
+        <w:pStyle w:val="FirstParagraph"/>
+      </w:pPr>
+      <w:r>
+        <w:t xml:space="preserve">Common student answers: v-t is two segments — a positive line going down to zero (rising), then a negative line going down (falling). Many students think the slope changes (it doesn’t) or that there’s a flat spot at the peak (there isn’t). Both productive starting misconceptions.</w:t>
+      </w:r>
+    </w:p>
+    <w:bookmarkEnd w:id="23"/>
+    <w:bookmarkStart w:id="25" w:name="Xe514c6f2034d76a3b505962aedfd096fb906739"/>
+    <w:p>
+      <w:pPr>
+        <w:pStyle w:val="Heading3"/>
+      </w:pPr>
+      <w:r>
+        <w:t xml:space="preserve">17–32 min · Investigation — interactive ball-thrown-up explorer</w:t>
+      </w:r>
+    </w:p>
+    <w:p>
+      <w:pPr>
+        <w:pStyle w:val="FirstParagraph"/>
+      </w:pPr>
+      <w:r>
+        <w:t xml:space="preserve">Students open the</w:t>
+      </w:r>
+      <w:r>
+        <w:t xml:space="preserve"> </w:t>
+      </w:r>
+      <w:hyperlink r:id="rId24">
+        <w:r>
+          <w:rPr>
+            <w:rStyle w:val="Hyperlink"/>
+          </w:rPr>
+          <w:t xml:space="preserve">interactive vertical-projectile explorer</w:t>
+        </w:r>
+      </w:hyperlink>
+      <w:r>
+        <w:t xml:space="preserve">. They slide v₀ and press Throw. The ball rises, peaks (with v = 0 highlighted), and falls. The v-t graph draws alongside as a single straight line through zero.</w:t>
+      </w:r>
+    </w:p>
+    <w:p>
+      <w:pPr>
+        <w:pStyle w:val="BodyText"/>
+      </w:pPr>
+      <w:r>
+        <w:rPr>
+          <w:b/>
+          <w:bCs/>
+        </w:rPr>
+        <w:t xml:space="preserve">Specific challenge for students</w:t>
+      </w:r>
+      <w:r>
+        <w:t xml:space="preserve"> </w:t>
+      </w:r>
+      <w:r>
+        <w:t xml:space="preserve">(write on board):</w:t>
+      </w:r>
+    </w:p>
+    <w:p>
+      <w:pPr>
+        <w:pStyle w:val="BlockText"/>
+      </w:pPr>
+      <w:r>
+        <w:rPr>
+          <w:i/>
+          <w:iCs/>
+        </w:rPr>
+        <w:t xml:space="preserve">“Run the simulator at v₀ = 10 m/s. Then run it again at v₀ = 20 m/s. Is the second ball in the air</w:t>
+      </w:r>
+      <w:r>
+        <w:rPr>
+          <w:i/>
+          <w:iCs/>
+        </w:rPr>
+        <w:t xml:space="preserve"> </w:t>
+      </w:r>
+      <w:r>
+        <w:rPr>
+          <w:b/>
+          <w:bCs/>
+          <w:i/>
+          <w:iCs/>
+        </w:rPr>
+        <w:t xml:space="preserve">twice as long</w:t>
+      </w:r>
+      <w:r>
+        <w:rPr>
+          <w:i/>
+          <w:iCs/>
+        </w:rPr>
+        <w:t xml:space="preserve">? Predict before you check.”</w:t>
+      </w:r>
+    </w:p>
+    <w:p>
+      <w:pPr>
+        <w:pStyle w:val="FirstParagraph"/>
+      </w:pPr>
+      <w:r>
+        <w:t xml:space="preserve">Most students predict yes (linear scaling). The simulator confirms — yes, time-of-flight scales linearly with v₀, because t_of = 2v₀/g.</w:t>
+      </w:r>
+    </w:p>
+    <w:p>
+      <w:pPr>
+        <w:pStyle w:val="BodyText"/>
+      </w:pPr>
+      <w:r>
+        <w:rPr>
+          <w:b/>
+          <w:bCs/>
+        </w:rPr>
+        <w:t xml:space="preserve">Teacher facilitation language during the investigation:</w:t>
+      </w:r>
+    </w:p>
+    <w:p>
+      <w:pPr>
+        <w:pStyle w:val="BlockText"/>
+      </w:pPr>
+      <w:r>
+        <w:t xml:space="preserve">“What’s the slope of the v-t line? Does it change between rising and falling?”</w:t>
+      </w:r>
+      <w:r>
+        <w:t xml:space="preserve"> </w:t>
+      </w:r>
+      <w:r>
+        <w:t xml:space="preserve">“What’s special about the moment v crosses zero?”</w:t>
+      </w:r>
+      <w:r>
+        <w:t xml:space="preserve"> </w:t>
+      </w:r>
+      <w:r>
+        <w:t xml:space="preserve">“If you doubled v₀, what doubled? What didn’t?”</w:t>
+      </w:r>
+    </w:p>
+    <w:bookmarkEnd w:id="25"/>
+    <w:bookmarkStart w:id="26" w:name="teacher-facilitation-during-explore"/>
+    <w:p>
+      <w:pPr>
+        <w:pStyle w:val="Heading3"/>
+      </w:pPr>
+      <w:r>
+        <w:t xml:space="preserve">Teacher facilitation during Explore</w:t>
+      </w:r>
+    </w:p>
+    <w:p>
+      <w:pPr>
+        <w:pStyle w:val="Compact"/>
+        <w:numPr>
+          <w:ilvl w:val="0"/>
+          <w:numId w:val="1004"/>
+        </w:numPr>
+      </w:pPr>
+      <w:r>
+        <w:rPr>
+          <w:b/>
+          <w:bCs/>
+        </w:rPr>
+        <w:t xml:space="preserve">What to look for</w:t>
+      </w:r>
+      <w:r>
+        <w:t xml:space="preserve"> </w:t>
+      </w:r>
+      <w:r>
+        <w:t xml:space="preserve">— students realizing that the v-t graph is a single straight line, not two segments. The slope is −g throughout.</w:t>
+      </w:r>
+    </w:p>
+    <w:p>
+      <w:pPr>
+        <w:pStyle w:val="Compact"/>
+        <w:numPr>
+          <w:ilvl w:val="0"/>
+          <w:numId w:val="1004"/>
+        </w:numPr>
+      </w:pPr>
+      <w:r>
+        <w:rPr>
+          <w:b/>
+          <w:bCs/>
+        </w:rPr>
+        <w:t xml:space="preserve">What to resist</w:t>
+      </w:r>
+      <w:r>
+        <w:t xml:space="preserve"> </w:t>
+      </w:r>
+      <w:r>
+        <w:t xml:space="preserve">— don’t say</w:t>
+      </w:r>
+      <w:r>
+        <w:t xml:space="preserve"> </w:t>
+      </w:r>
+      <w:r>
+        <w:t xml:space="preserve">“v = 0 at the peak but a = −g”</w:t>
+      </w:r>
+      <w:r>
+        <w:t xml:space="preserve"> </w:t>
+      </w:r>
+      <w:r>
+        <w:t xml:space="preserve">yet. Phase 3 names it.</w:t>
+      </w:r>
+    </w:p>
+    <w:p>
+      <w:pPr>
+        <w:pStyle w:val="Compact"/>
+        <w:numPr>
+          <w:ilvl w:val="0"/>
+          <w:numId w:val="1004"/>
+        </w:numPr>
+      </w:pPr>
+      <w:r>
+        <w:rPr>
+          <w:b/>
+          <w:bCs/>
+        </w:rPr>
+        <w:t xml:space="preserve">What to redirect</w:t>
+      </w:r>
+      <w:r>
+        <w:t xml:space="preserve"> </w:t>
+      </w:r>
+      <w:r>
+        <w:t xml:space="preserve">— students who think there’s a</w:t>
+      </w:r>
+      <w:r>
+        <w:t xml:space="preserve"> </w:t>
+      </w:r>
+      <w:r>
+        <w:t xml:space="preserve">“flat spot”</w:t>
+      </w:r>
+      <w:r>
+        <w:t xml:space="preserve"> </w:t>
+      </w:r>
+      <w:r>
+        <w:t xml:space="preserve">at the peak need:</w:t>
+      </w:r>
+      <w:r>
+        <w:t xml:space="preserve"> </w:t>
+      </w:r>
+      <w:r>
+        <w:t xml:space="preserve">“Look at the v-t graph in the simulator. Where’s the flat spot? Where does v cross zero? What’s the slope right at that moment?”</w:t>
+      </w:r>
+    </w:p>
+    <w:p>
+      <w:r>
+        <w:pict>
+          <v:rect style="width:0;height:1.5pt" o:hralign="center" o:hrstd="t" o:hr="t"/>
+        </w:pict>
+      </w:r>
+    </w:p>
+    <w:bookmarkEnd w:id="26"/>
+    <w:bookmarkEnd w:id="27"/>
+    <w:bookmarkStart w:id="31" w:name="phase-3-explain-32-37-min"/>
+    <w:p>
+      <w:pPr>
+        <w:pStyle w:val="Heading2"/>
+      </w:pPr>
+      <w:r>
+        <w:t xml:space="preserve">Phase 3 · Explain</w:t>
+      </w:r>
+      <w:r>
+        <w:t xml:space="preserve"> </w:t>
+      </w:r>
+      <w:r>
+        <w:rPr>
+          <w:i/>
+          <w:iCs/>
+        </w:rPr>
+        <w:t xml:space="preserve">(32 – 37 min)</w:t>
+      </w:r>
+    </w:p>
+    <w:bookmarkStart w:id="28" w:name="min-turn-and-talk-2-class-consensus"/>
+    <w:p>
+      <w:pPr>
+        <w:pStyle w:val="Heading3"/>
+      </w:pPr>
+      <w:r>
+        <w:t xml:space="preserve">32–35 min · Turn-and-Talk #2 + class consensus</w:t>
+      </w:r>
+    </w:p>
+    <w:p>
+      <w:pPr>
+        <w:pStyle w:val="FirstParagraph"/>
+      </w:pPr>
+      <w:r>
+        <w:rPr>
+          <w:b/>
+          <w:bCs/>
+        </w:rPr>
+        <w:t xml:space="preserve">Sample teacher language:</w:t>
+      </w:r>
+    </w:p>
+    <w:p>
+      <w:pPr>
+        <w:pStyle w:val="BlockText"/>
+      </w:pPr>
+      <w:r>
+        <w:t xml:space="preserve">“At the peak — when the ball is momentarily at rest — talk to your partner. What’s the velocity? What’s the acceleration? Are they the same number?”</w:t>
+      </w:r>
+    </w:p>
+    <w:p>
+      <w:pPr>
+        <w:pStyle w:val="FirstParagraph"/>
+      </w:pPr>
+      <w:r>
+        <w:t xml:space="preserve">Take volunteers. The target consensus statement:</w:t>
+      </w:r>
+    </w:p>
+    <w:p>
+      <w:pPr>
+        <w:pStyle w:val="BlockText"/>
+      </w:pPr>
+      <w:r>
+        <w:t xml:space="preserve">“At the peak,</w:t>
+      </w:r>
+      <w:r>
+        <w:t xml:space="preserve"> </w:t>
+      </w:r>
+      <w:r>
+        <w:rPr>
+          <w:b/>
+          <w:bCs/>
+        </w:rPr>
+        <w:t xml:space="preserve">v = 0</w:t>
+      </w:r>
+      <w:r>
+        <w:t xml:space="preserve"> </w:t>
+      </w:r>
+      <w:r>
+        <w:t xml:space="preserve">(momentarily). But</w:t>
+      </w:r>
+      <w:r>
+        <w:t xml:space="preserve"> </w:t>
+      </w:r>
+      <w:r>
+        <w:rPr>
+          <w:b/>
+          <w:bCs/>
+        </w:rPr>
+        <w:t xml:space="preserve">a = −g</w:t>
+      </w:r>
+      <w:r>
+        <w:t xml:space="preserve"> </w:t>
+      </w:r>
+      <w:r>
+        <w:t xml:space="preserve">still. Gravity never pauses. That’s why the ball immediately starts falling — there’s still acceleration even when there’s no velocity. The whole trip is a single straight line on v-t with constant slope −g.”</w:t>
+      </w:r>
+    </w:p>
+    <w:bookmarkEnd w:id="28"/>
+    <w:bookmarkStart w:id="29" w:name="min-vocabulary-introduction-3-terms"/>
+    <w:p>
+      <w:pPr>
+        <w:pStyle w:val="Heading3"/>
+      </w:pPr>
+      <w:r>
+        <w:t xml:space="preserve">35–37 min · Vocabulary introduction (≤ 3 terms)</w:t>
+      </w:r>
+    </w:p>
+    <w:p>
+      <w:pPr>
+        <w:pStyle w:val="FirstParagraph"/>
+      </w:pPr>
+      <w:r>
+        <w:rPr>
+          <w:b/>
+          <w:bCs/>
+        </w:rPr>
+        <w:t xml:space="preserve">Sample teacher language:</w:t>
+      </w:r>
+    </w:p>
+    <w:p>
+      <w:pPr>
+        <w:pStyle w:val="BlockText"/>
+      </w:pPr>
+      <w:r>
+        <w:t xml:space="preserve">“</w:t>
+      </w:r>
+      <w:r>
+        <w:rPr>
+          <w:b/>
+          <w:bCs/>
+        </w:rPr>
+        <w:t xml:space="preserve">Peak</w:t>
+      </w:r>
+      <w:r>
+        <w:t xml:space="preserve"> </w:t>
+      </w:r>
+      <w:r>
+        <w:t xml:space="preserve">— the highest point of the throw. v = 0 momentarily, a = −g.</w:t>
+      </w:r>
+      <w:r>
+        <w:t xml:space="preserve"> </w:t>
+      </w:r>
+      <w:r>
+        <w:rPr>
+          <w:b/>
+          <w:bCs/>
+        </w:rPr>
+        <w:t xml:space="preserve">Time-of-flight</w:t>
+      </w:r>
+      <w:r>
+        <w:t xml:space="preserve"> </w:t>
+      </w:r>
+      <w:r>
+        <w:t xml:space="preserve">— total time from launch to landing. For symmetric throws, t_of = 2v₀/g.</w:t>
+      </w:r>
+      <w:r>
+        <w:t xml:space="preserve"> </w:t>
+      </w:r>
+      <w:r>
+        <w:rPr>
+          <w:b/>
+          <w:bCs/>
+        </w:rPr>
+        <w:t xml:space="preserve">Symmetry</w:t>
+      </w:r>
+      <w:r>
+        <w:t xml:space="preserve"> </w:t>
+      </w:r>
+      <w:r>
+        <w:t xml:space="preserve">— time up = time down; speed at any height on the way up equals speed at the same height on the way down (only direction differs).”</w:t>
+      </w:r>
+    </w:p>
+    <w:bookmarkEnd w:id="29"/>
+    <w:bookmarkStart w:id="30" w:name="discussion-prompts-to-deploy-here"/>
+    <w:p>
+      <w:pPr>
+        <w:pStyle w:val="Heading3"/>
+      </w:pPr>
+      <w:r>
+        <w:t xml:space="preserve">Discussion prompts to deploy here</w:t>
+      </w:r>
+    </w:p>
+    <w:p>
+      <w:pPr>
+        <w:pStyle w:val="Compact"/>
+        <w:numPr>
+          <w:ilvl w:val="0"/>
+          <w:numId w:val="1005"/>
+        </w:numPr>
+      </w:pPr>
+      <w:r>
+        <w:t xml:space="preserve">“If a ball is launched at 10 m/s, how fast is it moving when it returns to the launch height?”</w:t>
+      </w:r>
+    </w:p>
+    <w:p>
+      <w:pPr>
+        <w:pStyle w:val="Compact"/>
+        <w:numPr>
+          <w:ilvl w:val="1"/>
+          <w:numId w:val="1006"/>
+        </w:numPr>
+      </w:pPr>
+      <w:r>
+        <w:rPr>
+          <w:i/>
+          <w:iCs/>
+        </w:rPr>
+        <w:t xml:space="preserve">Sample student response:</w:t>
+      </w:r>
+      <w:r>
+        <w:t xml:space="preserve"> </w:t>
+      </w:r>
+      <w:r>
+        <w:t xml:space="preserve">“10 m/s — same magnitude, opposite direction. That’s the symmetry.”</w:t>
+      </w:r>
+    </w:p>
+    <w:p>
+      <w:pPr>
+        <w:pStyle w:val="Compact"/>
+        <w:numPr>
+          <w:ilvl w:val="0"/>
+          <w:numId w:val="1005"/>
+        </w:numPr>
+      </w:pPr>
+      <w:r>
+        <w:t xml:space="preserve">“Why is the v-t graph a straight line, even though the ball is sometimes going up and sometimes going down?”</w:t>
+      </w:r>
+    </w:p>
+    <w:p>
+      <w:pPr>
+        <w:pStyle w:val="Compact"/>
+        <w:numPr>
+          <w:ilvl w:val="1"/>
+          <w:numId w:val="1007"/>
+        </w:numPr>
+      </w:pPr>
+      <w:r>
+        <w:rPr>
+          <w:i/>
+          <w:iCs/>
+        </w:rPr>
+        <w:t xml:space="preserve">Sample student response:</w:t>
+      </w:r>
+      <w:r>
+        <w:t xml:space="preserve"> </w:t>
+      </w:r>
+      <w:r>
+        <w:t xml:space="preserve">“Because acceleration is constant (a = −g) the whole time. The slope of v-t = a, so a constant slope means a constant acceleration.”</w:t>
+      </w:r>
+    </w:p>
+    <w:p>
+      <w:r>
+        <w:pict>
+          <v:rect style="width:0;height:1.5pt" o:hralign="center" o:hrstd="t" o:hr="t"/>
+        </w:pict>
+      </w:r>
+    </w:p>
+    <w:bookmarkEnd w:id="30"/>
+    <w:bookmarkEnd w:id="31"/>
+    <w:bookmarkStart w:id="34" w:name="phase-4-elaborate-37-40-min"/>
+    <w:p>
+      <w:pPr>
+        <w:pStyle w:val="Heading2"/>
+      </w:pPr>
+      <w:r>
+        <w:t xml:space="preserve">Phase 4 · Elaborate</w:t>
+      </w:r>
+      <w:r>
+        <w:t xml:space="preserve"> </w:t>
+      </w:r>
+      <w:r>
+        <w:rPr>
+          <w:i/>
+          <w:iCs/>
+        </w:rPr>
+        <w:t xml:space="preserve">(37 – 40 min)</w:t>
+      </w:r>
+    </w:p>
+    <w:bookmarkStart w:id="32" w:name="min-revise-the-model"/>
+    <w:p>
+      <w:pPr>
+        <w:pStyle w:val="Heading3"/>
+      </w:pPr>
+      <w:r>
+        <w:t xml:space="preserve">37–39 min · Revise the model</w:t>
+      </w:r>
+    </w:p>
+    <w:p>
+      <w:pPr>
+        <w:pStyle w:val="FirstParagraph"/>
+      </w:pPr>
+      <w:r>
+        <w:t xml:space="preserve">Students reopen their initial v-t sketch from Phase 2. Specific prompt:</w:t>
+      </w:r>
+    </w:p>
+    <w:p>
+      <w:pPr>
+        <w:pStyle w:val="BlockText"/>
+      </w:pPr>
+      <w:r>
+        <w:rPr>
+          <w:i/>
+          <w:iCs/>
+        </w:rPr>
+        <w:t xml:space="preserve">“Update your sketch. Add: (1) the peak time t = v₀/g, (2) the launch and landing velocities (same magnitude, opposite signs), (3) the slope of the line (it’s −g throughout — but draw the temptation to flatten it at the peak, then refute it).”</w:t>
+      </w:r>
+    </w:p>
+    <w:bookmarkEnd w:id="32"/>
+    <w:bookmarkStart w:id="33" w:name="min-return-to-the-phenomenon"/>
+    <w:p>
+      <w:pPr>
+        <w:pStyle w:val="Heading3"/>
+      </w:pPr>
+      <w:r>
+        <w:t xml:space="preserve">39–40 min · Return to the phenomenon</w:t>
+      </w:r>
+    </w:p>
+    <w:p>
+      <w:pPr>
+        <w:pStyle w:val="FirstParagraph"/>
+      </w:pPr>
+      <w:r>
+        <w:t xml:space="preserve">Re-call the volleyball toss. Ask:</w:t>
+      </w:r>
+    </w:p>
+    <w:p>
+      <w:pPr>
+        <w:pStyle w:val="BlockText"/>
+      </w:pPr>
+      <w:r>
+        <w:t xml:space="preserve">“If your air-time was 1.0 s, what was your launch speed? Use today’s tools.”</w:t>
+      </w:r>
+    </w:p>
+    <w:p>
+      <w:pPr>
+        <w:pStyle w:val="FirstParagraph"/>
+      </w:pPr>
+      <w:r>
+        <w:t xml:space="preserve">Target: t_of = 2v₀/g, so v₀ = g·t_of/2 = 9.8 × 0.5 = 4.9 m/s. Take a volunteer’s calculation; class verifies.</w:t>
+      </w:r>
+    </w:p>
+    <w:p>
+      <w:r>
+        <w:pict>
+          <v:rect style="width:0;height:1.5pt" o:hralign="center" o:hrstd="t" o:hr="t"/>
+        </w:pict>
+      </w:r>
+    </w:p>
+    <w:bookmarkEnd w:id="33"/>
+    <w:bookmarkEnd w:id="34"/>
+    <w:bookmarkStart w:id="36" w:name="phase-5-evaluate-40-42-min"/>
+    <w:p>
+      <w:pPr>
+        <w:pStyle w:val="Heading2"/>
+      </w:pPr>
+      <w:r>
+        <w:t xml:space="preserve">Phase 5 · Evaluate</w:t>
+      </w:r>
+      <w:r>
+        <w:t xml:space="preserve"> </w:t>
+      </w:r>
+      <w:r>
+        <w:rPr>
+          <w:i/>
+          <w:iCs/>
+        </w:rPr>
+        <w:t xml:space="preserve">(40 – 42 min)</w:t>
+      </w:r>
+    </w:p>
+    <w:bookmarkStart w:id="35" w:name="min-exit-ticket-closing-reflection"/>
+    <w:p>
+      <w:pPr>
+        <w:pStyle w:val="Heading3"/>
+      </w:pPr>
+      <w:r>
+        <w:t xml:space="preserve">40–42 min · Exit Ticket + Closing Reflection</w:t>
+      </w:r>
+    </w:p>
+    <w:p>
+      <w:pPr>
+        <w:pStyle w:val="FirstParagraph"/>
+      </w:pPr>
+      <w:r>
+        <w:t xml:space="preserve">Distribute exit slips. Transfer prompt:</w:t>
+      </w:r>
+    </w:p>
+    <w:p>
+      <w:pPr>
+        <w:pStyle w:val="BlockText"/>
+      </w:pPr>
+      <w:r>
+        <w:rPr>
+          <w:i/>
+          <w:iCs/>
+        </w:rPr>
+        <w:t xml:space="preserve">“A volleyball is thrown straight up with an initial velocity of 12 m/s. Use g = 9.8 m/s².</w:t>
+      </w:r>
+      <w:r>
+        <w:rPr>
+          <w:i/>
+          <w:iCs/>
+        </w:rPr>
+        <w:t xml:space="preserve"> </w:t>
+      </w:r>
+      <w:r>
+        <w:rPr>
+          <w:i/>
+          <w:iCs/>
+        </w:rPr>
+        <w:t xml:space="preserve">(a) How long until it reaches its peak?</w:t>
+      </w:r>
+      <w:r>
+        <w:rPr>
+          <w:i/>
+          <w:iCs/>
+        </w:rPr>
+        <w:t xml:space="preserve"> </w:t>
+      </w:r>
+      <w:r>
+        <w:rPr>
+          <w:i/>
+          <w:iCs/>
+        </w:rPr>
+        <w:t xml:space="preserve">(b) What is the maximum height above the launch point?</w:t>
+      </w:r>
+      <w:r>
+        <w:rPr>
+          <w:i/>
+          <w:iCs/>
+        </w:rPr>
+        <w:t xml:space="preserve"> </w:t>
+      </w:r>
+      <w:r>
+        <w:rPr>
+          <w:i/>
+          <w:iCs/>
+        </w:rPr>
+        <w:t xml:space="preserve">(c) What is the velocity when it returns to the launch height?</w:t>
+      </w:r>
+      <w:r>
+        <w:rPr>
+          <w:i/>
+          <w:iCs/>
+        </w:rPr>
+        <w:t xml:space="preserve"> </w:t>
+      </w:r>
+      <w:r>
+        <w:rPr>
+          <w:i/>
+          <w:iCs/>
+        </w:rPr>
+        <w:t xml:space="preserve">(d) Total time-of-flight?”</w:t>
+      </w:r>
+    </w:p>
+    <w:p>
+      <w:pPr>
+        <w:pStyle w:val="FirstParagraph"/>
+      </w:pPr>
+      <w:r>
+        <w:t xml:space="preserve">Expected: (a) 1.22 s. (b) 7.35 m. (c) 12 m/s downward (same magnitude as launch). (d) 2.45 s. See</w:t>
+      </w:r>
+      <w:r>
+        <w:t xml:space="preserve"> </w:t>
+      </w:r>
+      <w:r>
+        <w:rPr>
+          <w:rStyle w:val="VerbatimChar"/>
+        </w:rPr>
+        <w:t xml:space="preserve">Answer_Key.docx</w:t>
+      </w:r>
+      <w:r>
+        <w:t xml:space="preserve">.</w:t>
+      </w:r>
+    </w:p>
+    <w:p>
+      <w:pPr>
+        <w:pStyle w:val="BodyText"/>
+      </w:pPr>
+      <w:r>
+        <w:rPr>
+          <w:b/>
+          <w:bCs/>
+        </w:rPr>
+        <w:t xml:space="preserve">Closing Reflection (SEL, 30 seconds, on the same exit slip):</w:t>
+      </w:r>
+    </w:p>
+    <w:p>
+      <w:pPr>
+        <w:pStyle w:val="BlockText"/>
+      </w:pPr>
+      <w:r>
+        <w:t xml:space="preserve">“What is one thing that surprised you today? Who helped you make sense of something?”</w:t>
+      </w:r>
+    </w:p>
+    <w:p>
+      <w:r>
+        <w:pict>
+          <v:rect style="width:0;height:1.5pt" o:hralign="center" o:hrstd="t" o:hr="t"/>
+        </w:pict>
+      </w:r>
+    </w:p>
+    <w:bookmarkEnd w:id="35"/>
+    <w:bookmarkEnd w:id="36"/>
+    <w:bookmarkStart w:id="37" w:name="common-misconceptions"/>
+    <w:p>
+      <w:pPr>
+        <w:pStyle w:val="Heading2"/>
+      </w:pPr>
+      <w:r>
+        <w:t xml:space="preserve">Common Misconceptions</w:t>
+      </w:r>
+    </w:p>
+    <w:p>
+      <w:pPr>
+        <w:pStyle w:val="Compact"/>
+        <w:numPr>
+          <w:ilvl w:val="0"/>
+          <w:numId w:val="1008"/>
+        </w:numPr>
+      </w:pPr>
+      <w:r>
+        <w:rPr>
+          <w:b/>
+          <w:bCs/>
+        </w:rPr>
+        <w:t xml:space="preserve">Misconception:</w:t>
+      </w:r>
+      <w:r>
+        <w:t xml:space="preserve"> </w:t>
+      </w:r>
+      <w:r>
+        <w:t xml:space="preserve">“At the peak, both velocity and acceleration are zero.”</w:t>
+      </w:r>
+      <w:r>
+        <w:t xml:space="preserve"> </w:t>
+      </w:r>
+      <w:r>
+        <w:t xml:space="preserve">→</w:t>
+      </w:r>
+      <w:r>
+        <w:t xml:space="preserve"> </w:t>
+      </w:r>
+      <w:r>
+        <w:rPr>
+          <w:b/>
+          <w:bCs/>
+        </w:rPr>
+        <w:t xml:space="preserve">Correction:</w:t>
+      </w:r>
+      <w:r>
+        <w:t xml:space="preserve"> </w:t>
+      </w:r>
+      <w:r>
+        <w:t xml:space="preserve">Velocity is zero, but acceleration is still −g. Gravity does not pause; that’s why the ball begins to fall again immediately.</w:t>
+      </w:r>
+    </w:p>
+    <w:p>
+      <w:pPr>
+        <w:pStyle w:val="Compact"/>
+        <w:numPr>
+          <w:ilvl w:val="0"/>
+          <w:numId w:val="1008"/>
+        </w:numPr>
+      </w:pPr>
+      <w:r>
+        <w:rPr>
+          <w:b/>
+          <w:bCs/>
+        </w:rPr>
+        <w:t xml:space="preserve">Misconception:</w:t>
+      </w:r>
+      <w:r>
+        <w:t xml:space="preserve"> </w:t>
+      </w:r>
+      <w:r>
+        <w:t xml:space="preserve">“It takes longer to fall than to rise (because the ball is slowing down on the way up).”</w:t>
+      </w:r>
+      <w:r>
+        <w:t xml:space="preserve"> </w:t>
+      </w:r>
+      <w:r>
+        <w:t xml:space="preserve">→</w:t>
+      </w:r>
+      <w:r>
+        <w:t xml:space="preserve"> </w:t>
+      </w:r>
+      <w:r>
+        <w:rPr>
+          <w:b/>
+          <w:bCs/>
+        </w:rPr>
+        <w:t xml:space="preserve">Correction:</w:t>
+      </w:r>
+      <w:r>
+        <w:t xml:space="preserve"> </w:t>
+      </w:r>
+      <w:r>
+        <w:t xml:space="preserve">Both halves take exactly the same time when launch and landing heights match — that’s the symmetry.</w:t>
+      </w:r>
+    </w:p>
+    <w:p>
+      <w:pPr>
+        <w:pStyle w:val="Compact"/>
+        <w:numPr>
+          <w:ilvl w:val="0"/>
+          <w:numId w:val="1008"/>
+        </w:numPr>
+      </w:pPr>
+      <w:r>
+        <w:rPr>
+          <w:b/>
+          <w:bCs/>
+        </w:rPr>
+        <w:t xml:space="preserve">Misconception:</w:t>
+      </w:r>
+      <w:r>
+        <w:t xml:space="preserve"> </w:t>
+      </w:r>
+      <w:r>
+        <w:t xml:space="preserve">“Throwing harder makes the ball stay up longer in proportion.”</w:t>
+      </w:r>
+      <w:r>
+        <w:t xml:space="preserve"> </w:t>
+      </w:r>
+      <w:r>
+        <w:t xml:space="preserve">→</w:t>
+      </w:r>
+      <w:r>
+        <w:t xml:space="preserve"> </w:t>
+      </w:r>
+      <w:r>
+        <w:rPr>
+          <w:b/>
+          <w:bCs/>
+        </w:rPr>
+        <w:t xml:space="preserve">Correction:</w:t>
+      </w:r>
+      <w:r>
+        <w:t xml:space="preserve"> </w:t>
+      </w:r>
+      <w:r>
+        <w:t xml:space="preserve">Time to peak = v₀/g, so doubling v₀ doubles the air-time. Linear, not magic.</w:t>
+      </w:r>
+    </w:p>
+    <w:p>
+      <w:r>
+        <w:pict>
+          <v:rect style="width:0;height:1.5pt" o:hralign="center" o:hrstd="t" o:hr="t"/>
+        </w:pict>
+      </w:r>
+    </w:p>
+    <w:bookmarkEnd w:id="37"/>
+    <w:bookmarkStart w:id="38" w:name="access-differentiation"/>
+    <w:p>
+      <w:pPr>
+        <w:pStyle w:val="Heading2"/>
+      </w:pPr>
+      <w:r>
+        <w:t xml:space="preserve">Access &amp; Differentiation</w:t>
+      </w:r>
+    </w:p>
+    <w:p>
+      <w:pPr>
+        <w:pStyle w:val="Compact"/>
+        <w:numPr>
+          <w:ilvl w:val="0"/>
+          <w:numId w:val="1009"/>
+        </w:numPr>
+      </w:pPr>
+      <w:r>
+        <w:rPr>
+          <w:b/>
+          <w:bCs/>
+        </w:rPr>
+        <w:t xml:space="preserve">ELL/ENL supports:</w:t>
+      </w:r>
+      <w:r>
+        <w:t xml:space="preserve"> </w:t>
+      </w:r>
+      <w:r>
+        <w:t xml:space="preserve">Sentence frames: *“At the peak, the ball’s velocity is ___ but its acceleration is ___.”* Word-choice box: {peak, launch, landing, symmetry, time-of-flight, gravity, zero}.</w:t>
+      </w:r>
+    </w:p>
+    <w:p>
+      <w:pPr>
+        <w:pStyle w:val="Compact"/>
+        <w:numPr>
+          <w:ilvl w:val="0"/>
+          <w:numId w:val="1009"/>
+        </w:numPr>
+      </w:pPr>
+      <w:r>
+        <w:rPr>
+          <w:b/>
+          <w:bCs/>
+        </w:rPr>
+        <w:t xml:space="preserve">IEP/SPED supports:</w:t>
+      </w:r>
+      <w:r>
+        <w:t xml:space="preserve"> </w:t>
+      </w:r>
+      <w:r>
+        <w:t xml:space="preserve">Provide a pre-printed v-t template with the peak time and zero crossing marked; students fill in the remaining values. Use color (purple for upward, blue for downward) to highlight the sign change.</w:t>
+      </w:r>
+    </w:p>
+    <w:p>
+      <w:pPr>
+        <w:pStyle w:val="Compact"/>
+        <w:numPr>
+          <w:ilvl w:val="0"/>
+          <w:numId w:val="1009"/>
+        </w:numPr>
+      </w:pPr>
+      <w:r>
+        <w:rPr>
+          <w:b/>
+          <w:bCs/>
+        </w:rPr>
+        <w:t xml:space="preserve">Extensions:</w:t>
+      </w:r>
+      <w:r>
+        <w:t xml:space="preserve"> </w:t>
+      </w:r>
+      <w:r>
+        <w:t xml:space="preserve">Predict the</w:t>
+      </w:r>
+      <w:r>
+        <w:t xml:space="preserve"> </w:t>
+      </w:r>
+      <w:r>
+        <w:rPr>
+          <w:i/>
+          <w:iCs/>
+        </w:rPr>
+        <w:t xml:space="preserve">speed</w:t>
+      </w:r>
+      <w:r>
+        <w:t xml:space="preserve"> </w:t>
+      </w:r>
+      <w:r>
+        <w:t xml:space="preserve">(magnitude) of the ball at half its peak height. Or: a ball thrown up from a balcony lands on the ground below — how does the asymmetry between rise and fall times change?</w:t>
+      </w:r>
+    </w:p>
+    <w:p>
+      <w:r>
+        <w:pict>
+          <v:rect style="width:0;height:1.5pt" o:hralign="center" o:hrstd="t" o:hr="t"/>
+        </w:pict>
+      </w:r>
+    </w:p>
+    <w:bookmarkEnd w:id="38"/>
+    <w:bookmarkStart w:id="39" w:name="strategy-spotlight"/>
+    <w:p>
+      <w:pPr>
+        <w:pStyle w:val="Heading2"/>
+      </w:pPr>
+      <w:r>
+        <w:t xml:space="preserve">Strategy Spotlight</w:t>
+      </w:r>
+    </w:p>
+    <w:p>
+      <w:pPr>
+        <w:pStyle w:val="FirstParagraph"/>
+      </w:pPr>
+      <w:r>
+        <w:t xml:space="preserve">(No tagged strategy this lesson — straight 5E phenomenon-based lesson. The interactive itself carries the inquiry load.)</w:t>
+      </w:r>
+    </w:p>
+    <w:p>
+      <w:r>
+        <w:pict>
+          <v:rect style="width:0;height:1.5pt" o:hralign="center" o:hrstd="t" o:hr="t"/>
+        </w:pict>
+      </w:r>
+    </w:p>
+    <w:bookmarkEnd w:id="39"/>
+    <w:bookmarkStart w:id="40" w:name="nyssls-observation-checklist-crosswalk"/>
     <w:p>
       <w:pPr>
         <w:pStyle w:val="Heading2"/>
@@ -306,7 +1892,7 @@
               <w:pStyle w:val="Compact"/>
             </w:pPr>
             <w:r>
-              <w:t xml:space="preserve">Item</w:t>
+              <w:t xml:space="preserve">Checklist item</w:t>
             </w:r>
           </w:p>
         </w:tc>
@@ -317,7 +1903,7 @@
               <w:pStyle w:val="Compact"/>
             </w:pPr>
             <w:r>
-              <w:t xml:space="preserve">Where it shows up in this lesson</w:t>
+              <w:t xml:space="preserve">Where it appears in this lesson</w:t>
             </w:r>
           </w:p>
         </w:tc>
@@ -352,7 +1938,7 @@
               <w:pStyle w:val="Compact"/>
             </w:pPr>
             <w:r>
-              <w:t xml:space="preserve">Phenomenon section — vertical jump or bounce-pass</w:t>
+              <w:t xml:space="preserve">Phase 1 — Volleyball toss</w:t>
             </w:r>
           </w:p>
         </w:tc>
@@ -387,7 +1973,7 @@
               <w:pStyle w:val="Compact"/>
             </w:pPr>
             <w:r>
-              <w:t xml:space="preserve">TT#1 after Notice &amp; Wonder; TT#2 after the symmetry observation</w:t>
+              <w:t xml:space="preserve">Phase 1 (TT#1 on velocity-vs-acceleration at peak), Phase 3 (TT#2 on the same after investigation)</w:t>
             </w:r>
           </w:p>
         </w:tc>
@@ -422,7 +2008,7 @@
               <w:pStyle w:val="Compact"/>
             </w:pPr>
             <w:r>
-              <w:t xml:space="preserve">Initial Model + students predict peak height before sliding the slider</w:t>
+              <w:t xml:space="preserve">Phase 1 (initial v-t sketch), Phase 2 (interactive predictions), Phase 4 (revise)</w:t>
             </w:r>
           </w:p>
         </w:tc>
@@ -457,7 +2043,20 @@
               <w:pStyle w:val="Compact"/>
             </w:pPr>
             <w:r>
-              <w:t xml:space="preserve">CCC Focus restated when the symmetry pattern is named</w:t>
+              <w:t xml:space="preserve">Lesson Overview ·</w:t>
+            </w:r>
+            <w:r>
+              <w:t xml:space="preserve"> </w:t>
+            </w:r>
+            <w:r>
+              <w:rPr>
+                <w:i/>
+                <w:iCs/>
+              </w:rPr>
+              <w:t xml:space="preserve">Patterns</w:t>
+            </w:r>
+            <w:r>
+              <w:t xml:space="preserve">, restated in Phase 2 (slope is constant, not segmented)</w:t>
             </w:r>
           </w:p>
         </w:tc>
@@ -481,7 +2080,7 @@
               <w:pStyle w:val="Compact"/>
             </w:pPr>
             <w:r>
-              <w:t xml:space="preserve">ENL — ≤3 vocab, second half</w:t>
+              <w:t xml:space="preserve">ENL — ≤ 3 vocab, second half</w:t>
             </w:r>
           </w:p>
         </w:tc>
@@ -492,7 +2091,7 @@
               <w:pStyle w:val="Compact"/>
             </w:pPr>
             <w:r>
-              <w:t xml:space="preserve">Key Vocabulary (peak / time-of-flight / symmetry) post-investigation</w:t>
+              <w:t xml:space="preserve">Phase 3 — Vocabulary at 35–37 min (peak / time-of-flight / symmetry)</w:t>
             </w:r>
           </w:p>
         </w:tc>
@@ -527,7 +2126,7 @@
               <w:pStyle w:val="Compact"/>
             </w:pPr>
             <w:r>
-              <w:t xml:space="preserve">Return to the Phenomenon — reanalyze the jump using v(t)</w:t>
+              <w:t xml:space="preserve">Phase 4 — Compute v₀ from the volleyball air-time</w:t>
             </w:r>
           </w:p>
         </w:tc>
@@ -562,7 +2161,7 @@
               <w:pStyle w:val="Compact"/>
             </w:pPr>
             <w:r>
-              <w:t xml:space="preserve">Sentence frames; pre-printed v-t templates with peak marked</w:t>
+              <w:t xml:space="preserve">Access &amp; Differentiation block (color-coded sign change, marked v-t template)</w:t>
             </w:r>
           </w:p>
         </w:tc>
@@ -597,62 +2196,27 @@
               <w:pStyle w:val="Compact"/>
             </w:pPr>
             <w:r>
-              <w:t xml:space="preserve">Exit Ticket — ball-thrown-up problem</w:t>
+              <w:t xml:space="preserve">Phase 5 — Exit Ticket (volleyball at 12 m/s, 4 parts)</w:t>
             </w:r>
           </w:p>
         </w:tc>
       </w:tr>
     </w:tbl>
-    <w:bookmarkEnd w:id="18"/>
-    <w:bookmarkStart w:id="19" w:name="opening-connection"/>
     <w:p>
+      <w:r>
+        <w:pict>
+          <v:rect style="width:0;height:1.5pt" o:hralign="center" o:hrstd="t" o:hr="t"/>
+        </w:pict>
+      </w:r>
+    </w:p>
+    <w:bookmarkEnd w:id="40"/>
+    <w:bookmarkStart w:id="41" w:name="companion-materials"/>
+    <w:p>
       <w:pPr>
         <w:pStyle w:val="Heading2"/>
       </w:pPr>
       <w:r>
-        <w:t xml:space="preserve">Opening Connection</w:t>
-      </w:r>
-    </w:p>
-    <w:p>
-      <w:pPr>
-        <w:pStyle w:val="FirstParagraph"/>
-      </w:pPr>
-      <w:r>
-        <w:t xml:space="preserve">Pick one (SEL):</w:t>
-      </w:r>
-      <w:r>
-        <w:t xml:space="preserve"> </w:t>
-      </w:r>
-      <w:r>
-        <w:t xml:space="preserve">- 1-question check-in</w:t>
-      </w:r>
-      <w:r>
-        <w:t xml:space="preserve"> </w:t>
-      </w:r>
-      <w:r>
-        <w:t xml:space="preserve">-</w:t>
-      </w:r>
-      <w:r>
-        <w:t xml:space="preserve"> </w:t>
-      </w:r>
-      <w:r>
-        <w:t xml:space="preserve">“Name something you noticed since last class”</w:t>
-      </w:r>
-      <w:r>
-        <w:t xml:space="preserve"> </w:t>
-      </w:r>
-      <w:r>
-        <w:t xml:space="preserve">- Quick gratitude / effort acknowledgment</w:t>
-      </w:r>
-    </w:p>
-    <w:bookmarkEnd w:id="19"/>
-    <w:bookmarkStart w:id="20" w:name="at-a-glance"/>
-    <w:p>
-      <w:pPr>
-        <w:pStyle w:val="Heading2"/>
-      </w:pPr>
-      <w:r>
-        <w:t xml:space="preserve">At-a-Glance</w:t>
+        <w:t xml:space="preserve">Companion Materials</w:t>
       </w:r>
     </w:p>
     <w:p>
@@ -660,964 +2224,7 @@
         <w:pStyle w:val="Compact"/>
         <w:numPr>
           <w:ilvl w:val="0"/>
-          <w:numId w:val="1002"/>
-        </w:numPr>
-      </w:pPr>
-      <w:r>
-        <w:rPr>
-          <w:b/>
-          <w:bCs/>
-        </w:rPr>
-        <w:t xml:space="preserve">Duration:</w:t>
-      </w:r>
-      <w:r>
-        <w:t xml:space="preserve"> </w:t>
-      </w:r>
-      <w:r>
-        <w:t xml:space="preserve">42 minutes (1 period)</w:t>
-      </w:r>
-    </w:p>
-    <w:p>
-      <w:pPr>
-        <w:pStyle w:val="Compact"/>
-        <w:numPr>
-          <w:ilvl w:val="0"/>
-          <w:numId w:val="1002"/>
-        </w:numPr>
-      </w:pPr>
-      <w:r>
-        <w:rPr>
-          <w:b/>
-          <w:bCs/>
-        </w:rPr>
-        <w:t xml:space="preserve">Materials:</w:t>
-      </w:r>
-      <w:r>
-        <w:t xml:space="preserve"> </w:t>
-      </w:r>
-      <w:r>
-        <w:t xml:space="preserve">A volleyball or tennis ball; a phone or stopwatch; access to the interactive on devices.</w:t>
-      </w:r>
-    </w:p>
-    <w:p>
-      <w:pPr>
-        <w:pStyle w:val="Compact"/>
-        <w:numPr>
-          <w:ilvl w:val="0"/>
-          <w:numId w:val="1002"/>
-        </w:numPr>
-      </w:pPr>
-      <w:r>
-        <w:rPr>
-          <w:b/>
-          <w:bCs/>
-        </w:rPr>
-        <w:t xml:space="preserve">Safety:</w:t>
-      </w:r>
-      <w:r>
-        <w:t xml:space="preserve"> </w:t>
-      </w:r>
-      <w:r>
-        <w:t xml:space="preserve">None for a soft ball thrown straight up at low height. Avoid throwing toward windows or fixtures.</w:t>
-      </w:r>
-    </w:p>
-    <w:p>
-      <w:pPr>
-        <w:pStyle w:val="Compact"/>
-        <w:numPr>
-          <w:ilvl w:val="0"/>
-          <w:numId w:val="1002"/>
-        </w:numPr>
-      </w:pPr>
-      <w:r>
-        <w:rPr>
-          <w:b/>
-          <w:bCs/>
-        </w:rPr>
-        <w:t xml:space="preserve">Prior knowledge:</w:t>
-      </w:r>
-      <w:r>
-        <w:t xml:space="preserve"> </w:t>
-      </w:r>
-      <w:r>
-        <w:t xml:space="preserve">Lesson 06 (freefall, g, terminal velocity).</w:t>
-      </w:r>
-    </w:p>
-    <w:bookmarkEnd w:id="20"/>
-    <w:bookmarkStart w:id="21" w:name="lesson-objectives"/>
-    <w:p>
-      <w:pPr>
-        <w:pStyle w:val="Heading2"/>
-      </w:pPr>
-      <w:r>
-        <w:t xml:space="preserve">Lesson Objectives</w:t>
-      </w:r>
-    </w:p>
-    <w:p>
-      <w:pPr>
-        <w:pStyle w:val="FirstParagraph"/>
-      </w:pPr>
-      <w:r>
-        <w:t xml:space="preserve">I can…</w:t>
-      </w:r>
-      <w:r>
-        <w:t xml:space="preserve"> </w:t>
-      </w:r>
-      <w:r>
-        <w:t xml:space="preserve">- Describe the velocity of a vertically thrown object at three key moments: launch, peak, and landing.</w:t>
-      </w:r>
-      <w:r>
-        <w:t xml:space="preserve"> </w:t>
-      </w:r>
-      <w:r>
-        <w:t xml:space="preserve">- Explain why the</w:t>
-      </w:r>
-      <w:r>
-        <w:t xml:space="preserve"> </w:t>
-      </w:r>
-      <w:r>
-        <w:rPr>
-          <w:i/>
-          <w:iCs/>
-        </w:rPr>
-        <w:t xml:space="preserve">time to rise</w:t>
-      </w:r>
-      <w:r>
-        <w:t xml:space="preserve"> </w:t>
-      </w:r>
-      <w:r>
-        <w:t xml:space="preserve">equals the</w:t>
-      </w:r>
-      <w:r>
-        <w:t xml:space="preserve"> </w:t>
-      </w:r>
-      <w:r>
-        <w:rPr>
-          <w:i/>
-          <w:iCs/>
-        </w:rPr>
-        <w:t xml:space="preserve">time to fall</w:t>
-      </w:r>
-      <w:r>
-        <w:t xml:space="preserve"> </w:t>
-      </w:r>
-      <w:r>
-        <w:t xml:space="preserve">(when launch and landing heights are the same).</w:t>
-      </w:r>
-      <w:r>
-        <w:t xml:space="preserve"> </w:t>
-      </w:r>
-      <w:r>
-        <w:t xml:space="preserve">- Predict the peak height and total time-of-flight given an initial velocity.</w:t>
-      </w:r>
-    </w:p>
-    <w:bookmarkEnd w:id="21"/>
-    <w:bookmarkStart w:id="22" w:name="agenda"/>
-    <w:p>
-      <w:pPr>
-        <w:pStyle w:val="Heading2"/>
-      </w:pPr>
-      <w:r>
-        <w:t xml:space="preserve">Agenda</w:t>
-      </w:r>
-    </w:p>
-    <w:tbl>
-      <w:tblPr>
-        <w:tblStyle w:val="Table"/>
-        <w:tblW w:type="pct" w:w="5000"/>
-        <w:tblLayout w:type="fixed"/>
-        <w:tblLook w:firstRow="1" w:lastRow="0" w:firstColumn="0" w:lastColumn="0" w:noHBand="0" w:noVBand="0" w:val="0020"/>
-      </w:tblPr>
-      <w:tblGrid>
-        <w:gridCol w:w="2640"/>
-        <w:gridCol w:w="2640"/>
-        <w:gridCol w:w="2640"/>
-      </w:tblGrid>
-      <w:tr>
-        <w:trPr>
-          <w:tblHeader w:val="on"/>
-        </w:trPr>
-        <w:tc>
-          <w:tcPr/>
-          <w:p>
-            <w:pPr>
-              <w:pStyle w:val="Compact"/>
-            </w:pPr>
-            <w:r>
-              <w:t xml:space="preserve">Time</w:t>
-            </w:r>
-          </w:p>
-        </w:tc>
-        <w:tc>
-          <w:tcPr/>
-          <w:p>
-            <w:pPr>
-              <w:pStyle w:val="Compact"/>
-            </w:pPr>
-            <w:r>
-              <w:t xml:space="preserve">Block</w:t>
-            </w:r>
-          </w:p>
-        </w:tc>
-        <w:tc>
-          <w:tcPr/>
-          <w:p>
-            <w:pPr>
-              <w:pStyle w:val="Compact"/>
-            </w:pPr>
-            <w:r>
-              <w:t xml:space="preserve">Notes</w:t>
-            </w:r>
-          </w:p>
-        </w:tc>
-      </w:tr>
-      <w:tr>
-        <w:tc>
-          <w:tcPr/>
-          <w:p>
-            <w:pPr>
-              <w:pStyle w:val="Compact"/>
-            </w:pPr>
-            <w:r>
-              <w:t xml:space="preserve">0–3</w:t>
-            </w:r>
-          </w:p>
-        </w:tc>
-        <w:tc>
-          <w:tcPr/>
-          <w:p>
-            <w:pPr>
-              <w:pStyle w:val="Compact"/>
-            </w:pPr>
-            <w:r>
-              <w:t xml:space="preserve">Opening Connection (SEL)</w:t>
-            </w:r>
-          </w:p>
-        </w:tc>
-        <w:tc>
-          <w:tcPr/>
-          <w:p>
-            <w:pPr>
-              <w:pStyle w:val="Compact"/>
-            </w:pPr>
-            <w:r>
-              <w:t xml:space="preserve">Brief check-in</w:t>
-            </w:r>
-          </w:p>
-        </w:tc>
-      </w:tr>
-      <w:tr>
-        <w:tc>
-          <w:tcPr/>
-          <w:p>
-            <w:pPr>
-              <w:pStyle w:val="Compact"/>
-            </w:pPr>
-            <w:r>
-              <w:t xml:space="preserve">3–8</w:t>
-            </w:r>
-          </w:p>
-        </w:tc>
-        <w:tc>
-          <w:tcPr/>
-          <w:p>
-            <w:pPr>
-              <w:pStyle w:val="Compact"/>
-            </w:pPr>
-            <w:r>
-              <w:t xml:space="preserve">Phenomenon hook</w:t>
-            </w:r>
-          </w:p>
-        </w:tc>
-        <w:tc>
-          <w:tcPr/>
-          <w:p>
-            <w:pPr>
-              <w:pStyle w:val="Compact"/>
-            </w:pPr>
-            <w:r>
-              <w:t xml:space="preserve">Throw a volleyball straight up, ~2 m; class times the air-time</w:t>
-            </w:r>
-          </w:p>
-        </w:tc>
-      </w:tr>
-      <w:tr>
-        <w:tc>
-          <w:tcPr/>
-          <w:p>
-            <w:pPr>
-              <w:pStyle w:val="Compact"/>
-            </w:pPr>
-            <w:r>
-              <w:t xml:space="preserve">8–13</w:t>
-            </w:r>
-          </w:p>
-        </w:tc>
-        <w:tc>
-          <w:tcPr/>
-          <w:p>
-            <w:pPr>
-              <w:pStyle w:val="Compact"/>
-            </w:pPr>
-            <w:r>
-              <w:t xml:space="preserve">Notice &amp; Wonder + Turn and Talk #1</w:t>
-            </w:r>
-          </w:p>
-        </w:tc>
-        <w:tc>
-          <w:tcPr/>
-          <w:p>
-            <w:pPr>
-              <w:pStyle w:val="Compact"/>
-            </w:pPr>
-            <w:r>
-              <w:t xml:space="preserve">Capture predictions about velocity at the peak</w:t>
-            </w:r>
-          </w:p>
-        </w:tc>
-      </w:tr>
-      <w:tr>
-        <w:tc>
-          <w:tcPr/>
-          <w:p>
-            <w:pPr>
-              <w:pStyle w:val="Compact"/>
-            </w:pPr>
-            <w:r>
-              <w:t xml:space="preserve">13–18</w:t>
-            </w:r>
-          </w:p>
-        </w:tc>
-        <w:tc>
-          <w:tcPr/>
-          <w:p>
-            <w:pPr>
-              <w:pStyle w:val="Compact"/>
-            </w:pPr>
-            <w:r>
-              <w:t xml:space="preserve">Initial Model</w:t>
-            </w:r>
-          </w:p>
-        </w:tc>
-        <w:tc>
-          <w:tcPr/>
-          <w:p>
-            <w:pPr>
-              <w:pStyle w:val="Compact"/>
-            </w:pPr>
-            <w:r>
-              <w:t xml:space="preserve">Students sketch v-t graph for the throw (from launch to landing)</w:t>
-            </w:r>
-          </w:p>
-        </w:tc>
-      </w:tr>
-      <w:tr>
-        <w:tc>
-          <w:tcPr/>
-          <w:p>
-            <w:pPr>
-              <w:pStyle w:val="Compact"/>
-            </w:pPr>
-            <w:r>
-              <w:t xml:space="preserve">18–32</w:t>
-            </w:r>
-          </w:p>
-        </w:tc>
-        <w:tc>
-          <w:tcPr/>
-          <w:p>
-            <w:pPr>
-              <w:pStyle w:val="Compact"/>
-            </w:pPr>
-            <w:r>
-              <w:t xml:space="preserve">Investigate — interactive ball-thrown-up explorer</w:t>
-            </w:r>
-          </w:p>
-        </w:tc>
-        <w:tc>
-          <w:tcPr/>
-          <w:p>
-            <w:pPr>
-              <w:pStyle w:val="Compact"/>
-            </w:pPr>
-            <w:r>
-              <w:t xml:space="preserve">Slider for v₀; observe symmetry of trajectory</w:t>
-            </w:r>
-          </w:p>
-        </w:tc>
-      </w:tr>
-      <w:tr>
-        <w:tc>
-          <w:tcPr/>
-          <w:p>
-            <w:pPr>
-              <w:pStyle w:val="Compact"/>
-            </w:pPr>
-            <w:r>
-              <w:t xml:space="preserve">32–37</w:t>
-            </w:r>
-          </w:p>
-        </w:tc>
-        <w:tc>
-          <w:tcPr/>
-          <w:p>
-            <w:pPr>
-              <w:pStyle w:val="Compact"/>
-            </w:pPr>
-            <w:r>
-              <w:t xml:space="preserve">Sense-making + Turn and Talk #2</w:t>
-            </w:r>
-          </w:p>
-        </w:tc>
-        <w:tc>
-          <w:tcPr/>
-          <w:p>
-            <w:pPr>
-              <w:pStyle w:val="Compact"/>
-            </w:pPr>
-            <w:r>
-              <w:t xml:space="preserve">“Why does v = 0 at the peak?”</w:t>
-            </w:r>
-          </w:p>
-        </w:tc>
-      </w:tr>
-      <w:tr>
-        <w:tc>
-          <w:tcPr/>
-          <w:p>
-            <w:pPr>
-              <w:pStyle w:val="Compact"/>
-            </w:pPr>
-            <w:r>
-              <w:t xml:space="preserve">37–40</w:t>
-            </w:r>
-          </w:p>
-        </w:tc>
-        <w:tc>
-          <w:tcPr/>
-          <w:p>
-            <w:pPr>
-              <w:pStyle w:val="Compact"/>
-            </w:pPr>
-            <w:r>
-              <w:t xml:space="preserve">Vocabulary + Revise Model</w:t>
-            </w:r>
-          </w:p>
-        </w:tc>
-        <w:tc>
-          <w:tcPr/>
-          <w:p>
-            <w:pPr>
-              <w:pStyle w:val="Compact"/>
-            </w:pPr>
-            <w:r>
-              <w:t xml:space="preserve">Introduce</w:t>
-            </w:r>
-            <w:r>
-              <w:t xml:space="preserve"> </w:t>
-            </w:r>
-            <w:r>
-              <w:rPr>
-                <w:i/>
-                <w:iCs/>
-              </w:rPr>
-              <w:t xml:space="preserve">peak</w:t>
-            </w:r>
-            <w:r>
-              <w:t xml:space="preserve">,</w:t>
-            </w:r>
-            <w:r>
-              <w:t xml:space="preserve"> </w:t>
-            </w:r>
-            <w:r>
-              <w:rPr>
-                <w:i/>
-                <w:iCs/>
-              </w:rPr>
-              <w:t xml:space="preserve">time-of-flight</w:t>
-            </w:r>
-            <w:r>
-              <w:t xml:space="preserve">,</w:t>
-            </w:r>
-            <w:r>
-              <w:t xml:space="preserve"> </w:t>
-            </w:r>
-            <w:r>
-              <w:rPr>
-                <w:i/>
-                <w:iCs/>
-              </w:rPr>
-              <w:t xml:space="preserve">symmetry</w:t>
-            </w:r>
-          </w:p>
-        </w:tc>
-      </w:tr>
-      <w:tr>
-        <w:tc>
-          <w:tcPr/>
-          <w:p>
-            <w:pPr>
-              <w:pStyle w:val="Compact"/>
-            </w:pPr>
-            <w:r>
-              <w:t xml:space="preserve">40–42</w:t>
-            </w:r>
-          </w:p>
-        </w:tc>
-        <w:tc>
-          <w:tcPr/>
-          <w:p>
-            <w:pPr>
-              <w:pStyle w:val="Compact"/>
-            </w:pPr>
-            <w:r>
-              <w:t xml:space="preserve">Exit Ticket + Closing Reflection</w:t>
-            </w:r>
-          </w:p>
-        </w:tc>
-        <w:tc>
-          <w:tcPr/>
-          <w:p>
-            <w:pPr>
-              <w:pStyle w:val="Compact"/>
-            </w:pPr>
-            <w:r>
-              <w:t xml:space="preserve">Ball thrown at 12 m/s</w:t>
-            </w:r>
-          </w:p>
-        </w:tc>
-      </w:tr>
-    </w:tbl>
-    <w:bookmarkEnd w:id="22"/>
-    <w:bookmarkStart w:id="23" w:name="discussion-prompts"/>
-    <w:p>
-      <w:pPr>
-        <w:pStyle w:val="Heading2"/>
-      </w:pPr>
-      <w:r>
-        <w:t xml:space="preserve">Discussion Prompts</w:t>
-      </w:r>
-    </w:p>
-    <w:p>
-      <w:pPr>
-        <w:pStyle w:val="Compact"/>
-        <w:numPr>
-          <w:ilvl w:val="0"/>
-          <w:numId w:val="1003"/>
-        </w:numPr>
-      </w:pPr>
-      <w:r>
-        <w:t xml:space="preserve">“What is the velocity of the ball at the very peak of its flight? Is it zero, positive, or negative?”</w:t>
-      </w:r>
-    </w:p>
-    <w:p>
-      <w:pPr>
-        <w:pStyle w:val="Compact"/>
-        <w:numPr>
-          <w:ilvl w:val="0"/>
-          <w:numId w:val="1003"/>
-        </w:numPr>
-      </w:pPr>
-      <w:r>
-        <w:rPr>
-          <w:i/>
-          <w:iCs/>
-        </w:rPr>
-        <w:t xml:space="preserve">Sample student response:</w:t>
-      </w:r>
-      <w:r>
-        <w:t xml:space="preserve"> </w:t>
-      </w:r>
-      <w:r>
-        <w:t xml:space="preserve">“Velocity is zero at the peak — but acceleration is still −g.”</w:t>
-      </w:r>
-    </w:p>
-    <w:p>
-      <w:pPr>
-        <w:pStyle w:val="Compact"/>
-        <w:numPr>
-          <w:ilvl w:val="0"/>
-          <w:numId w:val="1003"/>
-        </w:numPr>
-      </w:pPr>
-      <w:r>
-        <w:t xml:space="preserve">“If a ball is launched at 10 m/s, how fast is it moving when it returns to the launch height?”</w:t>
-      </w:r>
-    </w:p>
-    <w:p>
-      <w:pPr>
-        <w:pStyle w:val="Compact"/>
-        <w:numPr>
-          <w:ilvl w:val="0"/>
-          <w:numId w:val="1003"/>
-        </w:numPr>
-      </w:pPr>
-      <w:r>
-        <w:rPr>
-          <w:i/>
-          <w:iCs/>
-        </w:rPr>
-        <w:t xml:space="preserve">Probe:</w:t>
-      </w:r>
-      <w:r>
-        <w:t xml:space="preserve"> </w:t>
-      </w:r>
-      <w:r>
-        <w:t xml:space="preserve">Surface the symmetry: same speed, opposite direction (so velocity is −10 m/s at landing).</w:t>
-      </w:r>
-    </w:p>
-    <w:bookmarkEnd w:id="23"/>
-    <w:bookmarkStart w:id="24" w:name="common-misconceptions"/>
-    <w:p>
-      <w:pPr>
-        <w:pStyle w:val="Heading2"/>
-      </w:pPr>
-      <w:r>
-        <w:t xml:space="preserve">Common Misconceptions</w:t>
-      </w:r>
-    </w:p>
-    <w:p>
-      <w:pPr>
-        <w:pStyle w:val="Compact"/>
-        <w:numPr>
-          <w:ilvl w:val="0"/>
-          <w:numId w:val="1004"/>
-        </w:numPr>
-      </w:pPr>
-      <w:r>
-        <w:rPr>
-          <w:b/>
-          <w:bCs/>
-        </w:rPr>
-        <w:t xml:space="preserve">Misconception:</w:t>
-      </w:r>
-      <w:r>
-        <w:t xml:space="preserve"> </w:t>
-      </w:r>
-      <w:r>
-        <w:t xml:space="preserve">“At the peak, both velocity and acceleration are zero.”</w:t>
-      </w:r>
-      <w:r>
-        <w:t xml:space="preserve"> </w:t>
-      </w:r>
-      <w:r>
-        <w:t xml:space="preserve">→</w:t>
-      </w:r>
-      <w:r>
-        <w:t xml:space="preserve"> </w:t>
-      </w:r>
-      <w:r>
-        <w:rPr>
-          <w:b/>
-          <w:bCs/>
-        </w:rPr>
-        <w:t xml:space="preserve">Correction:</w:t>
-      </w:r>
-      <w:r>
-        <w:t xml:space="preserve"> </w:t>
-      </w:r>
-      <w:r>
-        <w:t xml:space="preserve">Velocity is zero, but acceleration is still −g. Gravity does not pause; that’s why the ball begins to fall again immediately.</w:t>
-      </w:r>
-    </w:p>
-    <w:p>
-      <w:pPr>
-        <w:pStyle w:val="Compact"/>
-        <w:numPr>
-          <w:ilvl w:val="0"/>
-          <w:numId w:val="1004"/>
-        </w:numPr>
-      </w:pPr>
-      <w:r>
-        <w:rPr>
-          <w:b/>
-          <w:bCs/>
-        </w:rPr>
-        <w:t xml:space="preserve">Misconception:</w:t>
-      </w:r>
-      <w:r>
-        <w:t xml:space="preserve"> </w:t>
-      </w:r>
-      <w:r>
-        <w:t xml:space="preserve">“It takes longer to fall than to rise (because the ball is slowing down on the way up).”</w:t>
-      </w:r>
-      <w:r>
-        <w:t xml:space="preserve"> </w:t>
-      </w:r>
-      <w:r>
-        <w:t xml:space="preserve">→</w:t>
-      </w:r>
-      <w:r>
-        <w:t xml:space="preserve"> </w:t>
-      </w:r>
-      <w:r>
-        <w:rPr>
-          <w:b/>
-          <w:bCs/>
-        </w:rPr>
-        <w:t xml:space="preserve">Correction:</w:t>
-      </w:r>
-      <w:r>
-        <w:t xml:space="preserve"> </w:t>
-      </w:r>
-      <w:r>
-        <w:t xml:space="preserve">Both halves take exactly the same time when launch and landing heights match — that’s the symmetry.</w:t>
-      </w:r>
-    </w:p>
-    <w:p>
-      <w:pPr>
-        <w:pStyle w:val="Compact"/>
-        <w:numPr>
-          <w:ilvl w:val="0"/>
-          <w:numId w:val="1004"/>
-        </w:numPr>
-      </w:pPr>
-      <w:r>
-        <w:rPr>
-          <w:b/>
-          <w:bCs/>
-        </w:rPr>
-        <w:t xml:space="preserve">Misconception:</w:t>
-      </w:r>
-      <w:r>
-        <w:t xml:space="preserve"> </w:t>
-      </w:r>
-      <w:r>
-        <w:t xml:space="preserve">“Throwing harder makes the ball stay up longer in proportion.”</w:t>
-      </w:r>
-      <w:r>
-        <w:t xml:space="preserve"> </w:t>
-      </w:r>
-      <w:r>
-        <w:t xml:space="preserve">→</w:t>
-      </w:r>
-      <w:r>
-        <w:t xml:space="preserve"> </w:t>
-      </w:r>
-      <w:r>
-        <w:rPr>
-          <w:b/>
-          <w:bCs/>
-        </w:rPr>
-        <w:t xml:space="preserve">Correction:</w:t>
-      </w:r>
-      <w:r>
-        <w:t xml:space="preserve"> </w:t>
-      </w:r>
-      <w:r>
-        <w:t xml:space="preserve">Time to peak = v₀/g, so doubling v₀ doubles the air-time. Linear, not magic.</w:t>
-      </w:r>
-    </w:p>
-    <w:bookmarkEnd w:id="24"/>
-    <w:bookmarkStart w:id="25" w:name="access-differentiation"/>
-    <w:p>
-      <w:pPr>
-        <w:pStyle w:val="Heading2"/>
-      </w:pPr>
-      <w:r>
-        <w:t xml:space="preserve">Access &amp; Differentiation</w:t>
-      </w:r>
-    </w:p>
-    <w:p>
-      <w:pPr>
-        <w:pStyle w:val="Compact"/>
-        <w:numPr>
-          <w:ilvl w:val="0"/>
-          <w:numId w:val="1005"/>
-        </w:numPr>
-      </w:pPr>
-      <w:r>
-        <w:rPr>
-          <w:b/>
-          <w:bCs/>
-        </w:rPr>
-        <w:t xml:space="preserve">ELL/ENL supports:</w:t>
-      </w:r>
-      <w:r>
-        <w:t xml:space="preserve"> </w:t>
-      </w:r>
-      <w:r>
-        <w:t xml:space="preserve">Sentence frames: *“At the peak, the ball’s velocity is ___ but its acceleration is ___.”* Word-choice box: {peak, launch, landing, symmetry, time-of-flight, gravity, zero}.</w:t>
-      </w:r>
-    </w:p>
-    <w:p>
-      <w:pPr>
-        <w:pStyle w:val="Compact"/>
-        <w:numPr>
-          <w:ilvl w:val="0"/>
-          <w:numId w:val="1005"/>
-        </w:numPr>
-      </w:pPr>
-      <w:r>
-        <w:rPr>
-          <w:b/>
-          <w:bCs/>
-        </w:rPr>
-        <w:t xml:space="preserve">IEP/SPED supports:</w:t>
-      </w:r>
-      <w:r>
-        <w:t xml:space="preserve"> </w:t>
-      </w:r>
-      <w:r>
-        <w:t xml:space="preserve">Provide a pre-printed v-t template with the peak time and zero crossing marked; students fill in the remaining values. Use color (purple for upward, blue for downward) to highlight the sign change.</w:t>
-      </w:r>
-    </w:p>
-    <w:p>
-      <w:pPr>
-        <w:pStyle w:val="Compact"/>
-        <w:numPr>
-          <w:ilvl w:val="0"/>
-          <w:numId w:val="1005"/>
-        </w:numPr>
-      </w:pPr>
-      <w:r>
-        <w:rPr>
-          <w:b/>
-          <w:bCs/>
-        </w:rPr>
-        <w:t xml:space="preserve">Extensions:</w:t>
-      </w:r>
-      <w:r>
-        <w:t xml:space="preserve"> </w:t>
-      </w:r>
-      <w:r>
-        <w:t xml:space="preserve">Predict the</w:t>
-      </w:r>
-      <w:r>
-        <w:t xml:space="preserve"> </w:t>
-      </w:r>
-      <w:r>
-        <w:rPr>
-          <w:i/>
-          <w:iCs/>
-        </w:rPr>
-        <w:t xml:space="preserve">speed</w:t>
-      </w:r>
-      <w:r>
-        <w:t xml:space="preserve"> </w:t>
-      </w:r>
-      <w:r>
-        <w:t xml:space="preserve">(magnitude) of the ball at half its peak height. Or: a ball thrown up from a balcony lands on the ground below — how does the asymmetry between rise and fall times change?</w:t>
-      </w:r>
-    </w:p>
-    <w:bookmarkEnd w:id="25"/>
-    <w:bookmarkStart w:id="26" w:name="strategy-spotlight"/>
-    <w:p>
-      <w:pPr>
-        <w:pStyle w:val="Heading2"/>
-      </w:pPr>
-      <w:r>
-        <w:t xml:space="preserve">Strategy Spotlight</w:t>
-      </w:r>
-    </w:p>
-    <w:p>
-      <w:pPr>
-        <w:pStyle w:val="FirstParagraph"/>
-      </w:pPr>
-      <w:r>
-        <w:t xml:space="preserve">(No tagged strategy this lesson — straight 5E phenomenon-based lesson. The interactive itself carries the inquiry load.)</w:t>
-      </w:r>
-    </w:p>
-    <w:bookmarkEnd w:id="26"/>
-    <w:bookmarkStart w:id="27" w:name="exit-ticket-closing-reflection"/>
-    <w:p>
-      <w:pPr>
-        <w:pStyle w:val="Heading2"/>
-      </w:pPr>
-      <w:r>
-        <w:t xml:space="preserve">Exit Ticket + Closing Reflection</w:t>
-      </w:r>
-    </w:p>
-    <w:p>
-      <w:pPr>
-        <w:pStyle w:val="FirstParagraph"/>
-      </w:pPr>
-      <w:r>
-        <w:t xml:space="preserve">A volleyball is thrown straight up with an initial velocity of 12 m/s. Use g = 9.8 m/s².</w:t>
-      </w:r>
-    </w:p>
-    <w:p>
-      <w:pPr>
-        <w:pStyle w:val="Compact"/>
-        <w:numPr>
-          <w:ilvl w:val="0"/>
-          <w:numId w:val="1006"/>
-        </w:numPr>
-      </w:pPr>
-      <w:r>
-        <w:t xml:space="preserve">How long until it reaches its peak?</w:t>
-      </w:r>
-    </w:p>
-    <w:p>
-      <w:pPr>
-        <w:pStyle w:val="Compact"/>
-        <w:numPr>
-          <w:ilvl w:val="0"/>
-          <w:numId w:val="1006"/>
-        </w:numPr>
-      </w:pPr>
-      <w:r>
-        <w:t xml:space="preserve">What is the maximum height above the launch point?</w:t>
-      </w:r>
-    </w:p>
-    <w:p>
-      <w:pPr>
-        <w:pStyle w:val="Compact"/>
-        <w:numPr>
-          <w:ilvl w:val="0"/>
-          <w:numId w:val="1006"/>
-        </w:numPr>
-      </w:pPr>
-      <w:r>
-        <w:t xml:space="preserve">What is the velocity when it returns to the launch height?</w:t>
-      </w:r>
-    </w:p>
-    <w:p>
-      <w:pPr>
-        <w:pStyle w:val="Compact"/>
-        <w:numPr>
-          <w:ilvl w:val="0"/>
-          <w:numId w:val="1006"/>
-        </w:numPr>
-      </w:pPr>
-      <w:r>
-        <w:t xml:space="preserve">Total time-of-flight?</w:t>
-      </w:r>
-    </w:p>
-    <w:p>
-      <w:pPr>
-        <w:pStyle w:val="FirstParagraph"/>
-      </w:pPr>
-      <w:r>
-        <w:rPr>
-          <w:i/>
-          <w:iCs/>
-        </w:rPr>
-        <w:t xml:space="preserve">Closing reflection (30 sec):</w:t>
-      </w:r>
-      <w:r>
-        <w:t xml:space="preserve"> </w:t>
-      </w:r>
-      <w:r>
-        <w:t xml:space="preserve">What is one thing that surprised you today? Who helped you make sense of something?</w:t>
-      </w:r>
-    </w:p>
-    <w:bookmarkEnd w:id="27"/>
-    <w:bookmarkStart w:id="28" w:name="companion-materials"/>
-    <w:p>
-      <w:pPr>
-        <w:pStyle w:val="Heading2"/>
-      </w:pPr>
-      <w:r>
-        <w:t xml:space="preserve">Companion Materials</w:t>
-      </w:r>
-    </w:p>
-    <w:p>
-      <w:pPr>
-        <w:pStyle w:val="Compact"/>
-        <w:numPr>
-          <w:ilvl w:val="0"/>
-          <w:numId w:val="1007"/>
+          <w:numId w:val="1010"/>
         </w:numPr>
       </w:pPr>
       <w:r>
@@ -1630,7 +2237,7 @@
         <w:t xml:space="preserve"> </w:t>
       </w:r>
       <w:r>
-        <w:t xml:space="preserve">(rich interactive)</w:t>
+        <w:t xml:space="preserve">(rich interactive) — hand to students at start of Phase 2</w:t>
       </w:r>
     </w:p>
     <w:p>
@@ -1638,7 +2245,7 @@
         <w:pStyle w:val="Compact"/>
         <w:numPr>
           <w:ilvl w:val="0"/>
-          <w:numId w:val="1007"/>
+          <w:numId w:val="1010"/>
         </w:numPr>
       </w:pPr>
       <w:r>
@@ -1651,7 +2258,7 @@
         <w:t xml:space="preserve"> </w:t>
       </w:r>
       <w:r>
-        <w:t xml:space="preserve">(OneNote-paste static)</w:t>
+        <w:t xml:space="preserve">(OneNote-paste static) — for distribution via Class Notebook</w:t>
       </w:r>
     </w:p>
     <w:p>
@@ -1659,7 +2266,7 @@
         <w:pStyle w:val="Compact"/>
         <w:numPr>
           <w:ilvl w:val="0"/>
-          <w:numId w:val="1007"/>
+          <w:numId w:val="1010"/>
         </w:numPr>
       </w:pPr>
       <w:r>
@@ -1668,15 +2275,23 @@
         </w:rPr>
         <w:t xml:space="preserve">Answer_Key.docx</w:t>
       </w:r>
-    </w:p>
-    <w:bookmarkEnd w:id="28"/>
-    <w:bookmarkStart w:id="29" w:name="key-vocabulary-max-3"/>
-    <w:p>
-      <w:pPr>
-        <w:pStyle w:val="Heading2"/>
-      </w:pPr>
-      <w:r>
-        <w:t xml:space="preserve">Key Vocabulary (max 3)</w:t>
+      <w:r>
+        <w:t xml:space="preserve"> </w:t>
+      </w:r>
+      <w:r>
+        <w:t xml:space="preserve">— answers to</w:t>
+      </w:r>
+      <w:r>
+        <w:t xml:space="preserve"> </w:t>
+      </w:r>
+      <w:r>
+        <w:t xml:space="preserve">“Make It Make Sense”</w:t>
+      </w:r>
+      <w:r>
+        <w:t xml:space="preserve"> </w:t>
+      </w:r>
+      <w:r>
+        <w:t xml:space="preserve">prompts and the Exit Ticket</w:t>
       </w:r>
     </w:p>
     <w:p>
@@ -1684,7 +2299,36 @@
         <w:pStyle w:val="Compact"/>
         <w:numPr>
           <w:ilvl w:val="0"/>
-          <w:numId w:val="1008"/>
+          <w:numId w:val="1010"/>
+        </w:numPr>
+      </w:pPr>
+      <w:r>
+        <w:t xml:space="preserve">Web edition (live): https://angsta-ed.github.io/physics-kinematics/lessons/07-vertical-projectiles.html</w:t>
+      </w:r>
+    </w:p>
+    <w:p>
+      <w:r>
+        <w:pict>
+          <v:rect style="width:0;height:1.5pt" o:hralign="center" o:hrstd="t" o:hr="t"/>
+        </w:pict>
+      </w:r>
+    </w:p>
+    <w:bookmarkEnd w:id="41"/>
+    <w:bookmarkStart w:id="42" w:name="key-vocabulary-max-3"/>
+    <w:p>
+      <w:pPr>
+        <w:pStyle w:val="Heading2"/>
+      </w:pPr>
+      <w:r>
+        <w:t xml:space="preserve">Key Vocabulary (max 3)</w:t>
+      </w:r>
+    </w:p>
+    <w:p>
+      <w:pPr>
+        <w:pStyle w:val="Compact"/>
+        <w:numPr>
+          <w:ilvl w:val="0"/>
+          <w:numId w:val="1011"/>
         </w:numPr>
       </w:pPr>
       <w:r>
@@ -1706,7 +2350,7 @@
         <w:pStyle w:val="Compact"/>
         <w:numPr>
           <w:ilvl w:val="0"/>
-          <w:numId w:val="1008"/>
+          <w:numId w:val="1011"/>
         </w:numPr>
       </w:pPr>
       <w:r>
@@ -1728,7 +2372,7 @@
         <w:pStyle w:val="Compact"/>
         <w:numPr>
           <w:ilvl w:val="0"/>
-          <w:numId w:val="1008"/>
+          <w:numId w:val="1011"/>
         </w:numPr>
       </w:pPr>
       <w:r>
@@ -1745,8 +2389,8 @@
         <w:t xml:space="preserve">— for a vertical throw with equal launch and landing heights, time-up = time-down, and speed at any height on the way up equals the speed at the same height on the way down</w:t>
       </w:r>
     </w:p>
-    <w:bookmarkEnd w:id="29"/>
-    <w:bookmarkEnd w:id="30"/>
+    <w:bookmarkEnd w:id="42"/>
+    <w:bookmarkEnd w:id="43"/>
     <w:sectPr>
       <w:pgSz w:h="15840" w:w="12240"/>
       <w:pgMar w:bottom="1152" w:footer="720" w:gutter="0" w:header="720" w:left="1296" w:right="1296" w:top="1152"/>
@@ -2130,91 +2774,6 @@
       <w:rPr>
         <w:rFonts w:ascii="Wingdings" w:hAnsi="Wingdings" w:cs="Wingdings" w:hint="default"/>
       </w:rPr>
-    </w:lvl>
-  </w:abstractNum>
-  <w:abstractNum w:abstractNumId="99731">
-    <w:nsid w:val="00A99731"/>
-    <w:multiLevelType w:val="multilevel"/>
-    <w:lvl w:ilvl="0">
-      <w:start w:val="1"/>
-      <w:numFmt w:val="lowerLetter"/>
-      <w:lvlText w:val="(%1)"/>
-      <w:lvlJc w:val="left"/>
-      <w:pPr>
-        <w:ind w:left="720" w:hanging="360"/>
-      </w:pPr>
-    </w:lvl>
-    <w:lvl w:ilvl="1">
-      <w:start w:val="1"/>
-      <w:numFmt w:val="lowerLetter"/>
-      <w:lvlText w:val="(%2)"/>
-      <w:lvlJc w:val="left"/>
-      <w:pPr>
-        <w:ind w:left="1440" w:hanging="360"/>
-      </w:pPr>
-    </w:lvl>
-    <w:lvl w:ilvl="2">
-      <w:start w:val="1"/>
-      <w:numFmt w:val="lowerLetter"/>
-      <w:lvlText w:val="(%3)"/>
-      <w:lvlJc w:val="left"/>
-      <w:pPr>
-        <w:ind w:left="2160" w:hanging="360"/>
-      </w:pPr>
-    </w:lvl>
-    <w:lvl w:ilvl="3">
-      <w:start w:val="1"/>
-      <w:numFmt w:val="lowerLetter"/>
-      <w:lvlText w:val="(%4)"/>
-      <w:lvlJc w:val="left"/>
-      <w:pPr>
-        <w:ind w:left="2880" w:hanging="360"/>
-      </w:pPr>
-    </w:lvl>
-    <w:lvl w:ilvl="4">
-      <w:start w:val="1"/>
-      <w:numFmt w:val="lowerLetter"/>
-      <w:lvlText w:val="(%5)"/>
-      <w:lvlJc w:val="left"/>
-      <w:pPr>
-        <w:ind w:left="3600" w:hanging="360"/>
-      </w:pPr>
-    </w:lvl>
-    <w:lvl w:ilvl="5">
-      <w:start w:val="1"/>
-      <w:numFmt w:val="lowerLetter"/>
-      <w:lvlText w:val="(%6)"/>
-      <w:lvlJc w:val="left"/>
-      <w:pPr>
-        <w:ind w:left="4320" w:hanging="360"/>
-      </w:pPr>
-    </w:lvl>
-    <w:lvl w:ilvl="6">
-      <w:start w:val="1"/>
-      <w:numFmt w:val="lowerLetter"/>
-      <w:lvlText w:val="(%7)"/>
-      <w:lvlJc w:val="left"/>
-      <w:pPr>
-        <w:ind w:left="5040" w:hanging="360"/>
-      </w:pPr>
-    </w:lvl>
-    <w:lvl w:ilvl="7">
-      <w:start w:val="1"/>
-      <w:numFmt w:val="lowerLetter"/>
-      <w:lvlText w:val="(%8)"/>
-      <w:lvlJc w:val="left"/>
-      <w:pPr>
-        <w:ind w:left="5760" w:hanging="360"/>
-      </w:pPr>
-    </w:lvl>
-    <w:lvl w:ilvl="8">
-      <w:start w:val="1"/>
-      <w:numFmt w:val="lowerLetter"/>
-      <w:lvlText w:val="(%9)"/>
-      <w:lvlJc w:val="left"/>
-      <w:pPr>
-        <w:ind w:left="6480" w:hanging="360"/>
-      </w:pPr>
     </w:lvl>
   </w:abstractNum>
   <w:num w:numId="1">
@@ -2263,39 +2822,21 @@
     <w:abstractNumId w:val="991"/>
   </w:num>
   <w:num w:numId="1006">
-    <w:abstractNumId w:val="99731"/>
-    <w:lvlOverride w:ilvl="0">
-      <w:startOverride w:val="1"/>
-    </w:lvlOverride>
-    <w:lvlOverride w:ilvl="1">
-      <w:startOverride w:val="1"/>
-    </w:lvlOverride>
-    <w:lvlOverride w:ilvl="2">
-      <w:startOverride w:val="1"/>
-    </w:lvlOverride>
-    <w:lvlOverride w:ilvl="3">
-      <w:startOverride w:val="1"/>
-    </w:lvlOverride>
-    <w:lvlOverride w:ilvl="4">
-      <w:startOverride w:val="1"/>
-    </w:lvlOverride>
-    <w:lvlOverride w:ilvl="5">
-      <w:startOverride w:val="1"/>
-    </w:lvlOverride>
-    <w:lvlOverride w:ilvl="6">
-      <w:startOverride w:val="1"/>
-    </w:lvlOverride>
-    <w:lvlOverride w:ilvl="7">
-      <w:startOverride w:val="1"/>
-    </w:lvlOverride>
-    <w:lvlOverride w:ilvl="8">
-      <w:startOverride w:val="1"/>
-    </w:lvlOverride>
+    <w:abstractNumId w:val="991"/>
   </w:num>
   <w:num w:numId="1007">
     <w:abstractNumId w:val="991"/>
   </w:num>
   <w:num w:numId="1008">
+    <w:abstractNumId w:val="991"/>
+  </w:num>
+  <w:num w:numId="1009">
+    <w:abstractNumId w:val="991"/>
+  </w:num>
+  <w:num w:numId="1010">
+    <w:abstractNumId w:val="991"/>
+  </w:num>
+  <w:num w:numId="1011">
     <w:abstractNumId w:val="991"/>
   </w:num>
 </w:numbering>
